--- a/business_documents/PECH_LEAVE_REQUEST_FORM.docx
+++ b/business_documents/PECH_LEAVE_REQUEST_FORM.docx
@@ -2,21 +2,108 @@
 <file path=word/document.xml><?xml version="1.0" encoding="utf-8"?>
 <w:document xmlns:w="http://schemas.openxmlformats.org/wordprocessingml/2006/main" xmlns:m="http://schemas.openxmlformats.org/officeDocument/2006/math" xmlns:r="http://schemas.openxmlformats.org/officeDocument/2006/relationships" xmlns:o="urn:schemas-microsoft-com:office:office" xmlns:v="urn:schemas-microsoft-com:vml" xmlns:w10="urn:schemas-microsoft-com:office:word" xmlns:a="http://schemas.openxmlformats.org/drawingml/2006/main" xmlns:pic="http://schemas.openxmlformats.org/drawingml/2006/picture" xmlns:wp="http://schemas.openxmlformats.org/drawingml/2006/wordprocessingDrawing">
   <w:body>
+    <w:p>
+      <w:pPr>
+        <w:pBdr>
+          <w:top w:val="single" w:sz="12" w:space="1" w:color="00BFFF"/>
+          <w:bottom w:val="single" w:sz="36" w:space="0" w:color="F5A623"/>
+        </w:pBdr>
+        <w:spacing w:before="0" w:after="240"/>
+      </w:pPr>
+    </w:p>
+    <w:p>
+      <w:pPr>
+        <w:pBdr>
+          <w:bottom w:val="single" w:sz="6" w:space="1" w:color="00BFFF"/>
+        </w:pBdr>
+        <w:spacing w:before="0" w:after="120"/>
+      </w:pPr>
+    </w:p>
+    <w:p>
+      <w:pPr>
+        <w:jc w:val="center"/>
+        <w:spacing w:before="0" w:after="60"/>
+      </w:pPr>
+      <w:r>
+        <w:rPr>
+          <w:i/>
+          <w:color w:val="E08A00"/>
+          <w:sz w:val="18"/>
+          <w:szCs w:val="18"/>
+        </w:rPr>
+        <w:t>Technology &amp; Infrastructure Enablers for Africa</w:t>
+      </w:r>
+    </w:p>
+    <w:p>
+      <w:pPr>
+        <w:jc w:val="center"/>
+        <w:spacing w:before="200" w:after="40"/>
+      </w:pPr>
+      <w:r>
+        <w:rPr>
+          <w:b/>
+          <w:color w:val="0099CC"/>
+          <w:sz w:val="28"/>
+          <w:szCs w:val="28"/>
+        </w:rPr>
+        <w:t>PECH GROUP HOLDINGS LTD</w:t>
+      </w:r>
+    </w:p>
+    <w:p>
+      <w:pPr>
+        <w:pBdr>
+          <w:top w:val="single" w:sz="36" w:space="0" w:color="F5A623"/>
+          <w:bottom w:val="single" w:sz="12" w:space="1" w:color="00BFFF"/>
+        </w:pBdr>
+        <w:spacing w:after="0"/>
+      </w:pPr>
+    </w:p>
     <w:bookmarkStart w:id="32" w:name="pech-group-holdings-ltd"/>
     <w:p>
       <w:pPr>
         <w:pStyle w:val="Heading1"/>
-      </w:pPr>
-      <w:r>
+        <w:rPr>
+          <w:color w:val="0099CC"/>
+        </w:rPr>
+        <w:pBdr>
+          <w:bottom w:val="single" w:sz="18" w:space="2" w:color="F5A623"/>
+        </w:pBdr>
+      </w:pPr>
+      <w:r>
+        <w:rPr>
+          <w:b/>
+          <w:color w:val="0099CC"/>
+          <w:sz w:val="44"/>
+        </w:rPr>
         <w:t xml:space="preserve">PECH GROUP HOLDINGS LTD</w:t>
       </w:r>
     </w:p>
     <w:bookmarkStart w:id="22" w:name="leave-request-form"/>
     <w:p>
       <w:pPr>
+        <w:pBdr>
+          <w:top w:val="single" w:sz="18" w:space="1" w:color="F5A623"/>
+          <w:bottom w:val="single" w:sz="6" w:space="1" w:color="0099CC"/>
+        </w:pBdr>
+        <w:spacing w:before="200" w:after="200"/>
+      </w:pPr>
+    </w:p>
+    <w:p>
+      <w:pPr>
         <w:pStyle w:val="Heading2"/>
-      </w:pPr>
-      <w:r>
+        <w:rPr>
+          <w:color w:val="0099CC"/>
+        </w:rPr>
+        <w:pBdr>
+          <w:bottom w:val="single" w:sz="6" w:space="2" w:color="00BFFF"/>
+        </w:pBdr>
+      </w:pPr>
+      <w:r>
+        <w:rPr>
+          <w:b/>
+          <w:color w:val="0099CC"/>
+          <w:sz w:val="32"/>
+        </w:rPr>
         <w:t xml:space="preserve">LEAVE REQUEST FORM</w:t>
       </w:r>
     </w:p>
@@ -24,8 +111,16 @@
     <w:p>
       <w:pPr>
         <w:pStyle w:val="Heading3"/>
-      </w:pPr>
-      <w:r>
+        <w:rPr>
+          <w:color w:val="E08A00"/>
+        </w:rPr>
+      </w:pPr>
+      <w:r>
+        <w:rPr>
+          <w:b/>
+          <w:color w:val="E08A00"/>
+          <w:sz w:val="26"/>
+        </w:rPr>
         <w:t xml:space="preserve">CONFIDENTIAL</w:t>
       </w:r>
     </w:p>
@@ -83,9 +178,29 @@
     <w:bookmarkStart w:id="23" w:name="employee-information"/>
     <w:p>
       <w:pPr>
+        <w:pBdr>
+          <w:top w:val="single" w:sz="18" w:space="1" w:color="F5A623"/>
+          <w:bottom w:val="single" w:sz="6" w:space="1" w:color="0099CC"/>
+        </w:pBdr>
+        <w:spacing w:before="200" w:after="200"/>
+      </w:pPr>
+    </w:p>
+    <w:p>
+      <w:pPr>
         <w:pStyle w:val="Heading2"/>
-      </w:pPr>
-      <w:r>
+        <w:rPr>
+          <w:color w:val="0099CC"/>
+        </w:rPr>
+        <w:pBdr>
+          <w:bottom w:val="single" w:sz="6" w:space="2" w:color="00BFFF"/>
+        </w:pBdr>
+      </w:pPr>
+      <w:r>
+        <w:rPr>
+          <w:b/>
+          <w:color w:val="0099CC"/>
+          <w:sz w:val="32"/>
+        </w:rPr>
         <w:t xml:space="preserve">EMPLOYEE INFORMATION</w:t>
       </w:r>
     </w:p>
@@ -95,6 +210,14 @@
         <w:tblW w:type="pct" w:w="5000"/>
         <w:tblLook w:firstRow="1" w:lastRow="0" w:firstColumn="0" w:lastColumn="0" w:noHBand="0" w:noVBand="0" w:val="0020"/>
         <w:jc w:val="start"/>
+        <w:tblBorders>
+          <w:top w:val="single" w:sz="4" w:space="0" w:color="B0D4E8"/>
+          <w:left w:val="single" w:sz="4" w:space="0" w:color="B0D4E8"/>
+          <w:bottom w:val="single" w:sz="4" w:space="0" w:color="B0D4E8"/>
+          <w:right w:val="single" w:sz="4" w:space="0" w:color="B0D4E8"/>
+          <w:insideH w:val="single" w:sz="4" w:space="0" w:color="B0D4E8"/>
+          <w:insideV w:val="single" w:sz="4" w:space="0" w:color="B0D4E8"/>
+        </w:tblBorders>
       </w:tblPr>
       <w:tblGrid>
         <w:gridCol w:w="3960"/>
@@ -105,25 +228,39 @@
           <w:tblHeader w:val="true"/>
         </w:trPr>
         <w:tc>
-          <w:tcPr/>
-          <w:p>
-            <w:pPr>
-              <w:pStyle w:val="Compact"/>
-              <w:jc w:val="left"/>
-            </w:pPr>
-            <w:r>
+          <w:tcPr>
+            <w:shd w:fill="0099CC" w:val="clear"/>
+          </w:tcPr>
+          <w:p>
+            <w:pPr>
+              <w:pStyle w:val="Compact"/>
+              <w:jc w:val="left"/>
+            </w:pPr>
+            <w:r>
+              <w:rPr>
+                <w:b/>
+                <w:color w:val="FFFFFF"/>
+                <w:sz w:val="20"/>
+              </w:rPr>
               <w:t xml:space="preserve">Field</w:t>
             </w:r>
           </w:p>
         </w:tc>
         <w:tc>
-          <w:tcPr/>
-          <w:p>
-            <w:pPr>
-              <w:pStyle w:val="Compact"/>
-              <w:jc w:val="left"/>
-            </w:pPr>
-            <w:r>
+          <w:tcPr>
+            <w:shd w:fill="0099CC" w:val="clear"/>
+          </w:tcPr>
+          <w:p>
+            <w:pPr>
+              <w:pStyle w:val="Compact"/>
+              <w:jc w:val="left"/>
+            </w:pPr>
+            <w:r>
+              <w:rPr>
+                <w:b/>
+                <w:color w:val="FFFFFF"/>
+                <w:sz w:val="20"/>
+              </w:rPr>
               <w:t xml:space="preserve">Details</w:t>
             </w:r>
           </w:p>
@@ -131,7 +268,9 @@
       </w:tr>
       <w:tr>
         <w:tc>
-          <w:tcPr/>
+          <w:tcPr>
+            <w:shd w:fill="FFFFFF" w:val="clear"/>
+          </w:tcPr>
           <w:p>
             <w:pPr>
               <w:pStyle w:val="Compact"/>
@@ -141,19 +280,27 @@
               <w:rPr>
                 <w:bCs/>
                 <w:b/>
+                <w:color w:val="1A1A1A"/>
+                <w:sz w:val="19"/>
               </w:rPr>
               <w:t xml:space="preserve">Full Name:</w:t>
             </w:r>
           </w:p>
         </w:tc>
         <w:tc>
-          <w:tcPr/>
-          <w:p>
-            <w:pPr>
-              <w:pStyle w:val="Compact"/>
-              <w:jc w:val="left"/>
-            </w:pPr>
-            <w:r>
+          <w:tcPr>
+            <w:shd w:fill="FFFFFF" w:val="clear"/>
+          </w:tcPr>
+          <w:p>
+            <w:pPr>
+              <w:pStyle w:val="Compact"/>
+              <w:jc w:val="left"/>
+            </w:pPr>
+            <w:r>
+              <w:rPr>
+                <w:color w:val="1A1A1A"/>
+                <w:sz w:val="19"/>
+              </w:rPr>
               <w:t xml:space="preserve">__________________________________________</w:t>
             </w:r>
           </w:p>
@@ -161,7 +308,9 @@
       </w:tr>
       <w:tr>
         <w:tc>
-          <w:tcPr/>
+          <w:tcPr>
+            <w:shd w:fill="E8F8FF" w:val="clear"/>
+          </w:tcPr>
           <w:p>
             <w:pPr>
               <w:pStyle w:val="Compact"/>
@@ -171,19 +320,27 @@
               <w:rPr>
                 <w:bCs/>
                 <w:b/>
+                <w:color w:val="1A1A1A"/>
+                <w:sz w:val="19"/>
               </w:rPr>
               <w:t xml:space="preserve">Employee ID:</w:t>
             </w:r>
           </w:p>
         </w:tc>
         <w:tc>
-          <w:tcPr/>
-          <w:p>
-            <w:pPr>
-              <w:pStyle w:val="Compact"/>
-              <w:jc w:val="left"/>
-            </w:pPr>
-            <w:r>
+          <w:tcPr>
+            <w:shd w:fill="E8F8FF" w:val="clear"/>
+          </w:tcPr>
+          <w:p>
+            <w:pPr>
+              <w:pStyle w:val="Compact"/>
+              <w:jc w:val="left"/>
+            </w:pPr>
+            <w:r>
+              <w:rPr>
+                <w:color w:val="1A1A1A"/>
+                <w:sz w:val="19"/>
+              </w:rPr>
               <w:t xml:space="preserve">__________________________________________</w:t>
             </w:r>
           </w:p>
@@ -191,7 +348,9 @@
       </w:tr>
       <w:tr>
         <w:tc>
-          <w:tcPr/>
+          <w:tcPr>
+            <w:shd w:fill="FFFFFF" w:val="clear"/>
+          </w:tcPr>
           <w:p>
             <w:pPr>
               <w:pStyle w:val="Compact"/>
@@ -201,19 +360,27 @@
               <w:rPr>
                 <w:bCs/>
                 <w:b/>
+                <w:color w:val="1A1A1A"/>
+                <w:sz w:val="19"/>
               </w:rPr>
               <w:t xml:space="preserve">Department:</w:t>
             </w:r>
           </w:p>
         </w:tc>
         <w:tc>
-          <w:tcPr/>
-          <w:p>
-            <w:pPr>
-              <w:pStyle w:val="Compact"/>
-              <w:jc w:val="left"/>
-            </w:pPr>
-            <w:r>
+          <w:tcPr>
+            <w:shd w:fill="FFFFFF" w:val="clear"/>
+          </w:tcPr>
+          <w:p>
+            <w:pPr>
+              <w:pStyle w:val="Compact"/>
+              <w:jc w:val="left"/>
+            </w:pPr>
+            <w:r>
+              <w:rPr>
+                <w:color w:val="1A1A1A"/>
+                <w:sz w:val="19"/>
+              </w:rPr>
               <w:t xml:space="preserve">__________________________________________</w:t>
             </w:r>
           </w:p>
@@ -221,7 +388,9 @@
       </w:tr>
       <w:tr>
         <w:tc>
-          <w:tcPr/>
+          <w:tcPr>
+            <w:shd w:fill="E8F8FF" w:val="clear"/>
+          </w:tcPr>
           <w:p>
             <w:pPr>
               <w:pStyle w:val="Compact"/>
@@ -231,19 +400,27 @@
               <w:rPr>
                 <w:bCs/>
                 <w:b/>
+                <w:color w:val="1A1A1A"/>
+                <w:sz w:val="19"/>
               </w:rPr>
               <w:t xml:space="preserve">Position/Designation:</w:t>
             </w:r>
           </w:p>
         </w:tc>
         <w:tc>
-          <w:tcPr/>
-          <w:p>
-            <w:pPr>
-              <w:pStyle w:val="Compact"/>
-              <w:jc w:val="left"/>
-            </w:pPr>
-            <w:r>
+          <w:tcPr>
+            <w:shd w:fill="E8F8FF" w:val="clear"/>
+          </w:tcPr>
+          <w:p>
+            <w:pPr>
+              <w:pStyle w:val="Compact"/>
+              <w:jc w:val="left"/>
+            </w:pPr>
+            <w:r>
+              <w:rPr>
+                <w:color w:val="1A1A1A"/>
+                <w:sz w:val="19"/>
+              </w:rPr>
               <w:t xml:space="preserve">__________________________________________</w:t>
             </w:r>
           </w:p>
@@ -251,7 +428,9 @@
       </w:tr>
       <w:tr>
         <w:tc>
-          <w:tcPr/>
+          <w:tcPr>
+            <w:shd w:fill="FFFFFF" w:val="clear"/>
+          </w:tcPr>
           <w:p>
             <w:pPr>
               <w:pStyle w:val="Compact"/>
@@ -261,19 +440,27 @@
               <w:rPr>
                 <w:bCs/>
                 <w:b/>
+                <w:color w:val="1A1A1A"/>
+                <w:sz w:val="19"/>
               </w:rPr>
               <w:t xml:space="preserve">Date of Joining:</w:t>
             </w:r>
           </w:p>
         </w:tc>
         <w:tc>
-          <w:tcPr/>
-          <w:p>
-            <w:pPr>
-              <w:pStyle w:val="Compact"/>
-              <w:jc w:val="left"/>
-            </w:pPr>
-            <w:r>
+          <w:tcPr>
+            <w:shd w:fill="FFFFFF" w:val="clear"/>
+          </w:tcPr>
+          <w:p>
+            <w:pPr>
+              <w:pStyle w:val="Compact"/>
+              <w:jc w:val="left"/>
+            </w:pPr>
+            <w:r>
+              <w:rPr>
+                <w:color w:val="1A1A1A"/>
+                <w:sz w:val="19"/>
+              </w:rPr>
               <w:t xml:space="preserve">______ / ______ / __________ (DD/MM/YYYY)</w:t>
             </w:r>
           </w:p>
@@ -281,7 +468,9 @@
       </w:tr>
       <w:tr>
         <w:tc>
-          <w:tcPr/>
+          <w:tcPr>
+            <w:shd w:fill="E8F8FF" w:val="clear"/>
+          </w:tcPr>
           <w:p>
             <w:pPr>
               <w:pStyle w:val="Compact"/>
@@ -291,19 +480,27 @@
               <w:rPr>
                 <w:bCs/>
                 <w:b/>
+                <w:color w:val="1A1A1A"/>
+                <w:sz w:val="19"/>
               </w:rPr>
               <w:t xml:space="preserve">Phone (during leave):</w:t>
             </w:r>
           </w:p>
         </w:tc>
         <w:tc>
-          <w:tcPr/>
-          <w:p>
-            <w:pPr>
-              <w:pStyle w:val="Compact"/>
-              <w:jc w:val="left"/>
-            </w:pPr>
-            <w:r>
+          <w:tcPr>
+            <w:shd w:fill="E8F8FF" w:val="clear"/>
+          </w:tcPr>
+          <w:p>
+            <w:pPr>
+              <w:pStyle w:val="Compact"/>
+              <w:jc w:val="left"/>
+            </w:pPr>
+            <w:r>
+              <w:rPr>
+                <w:color w:val="1A1A1A"/>
+                <w:sz w:val="19"/>
+              </w:rPr>
               <w:t xml:space="preserve">__________________________________________</w:t>
             </w:r>
           </w:p>
@@ -311,7 +508,9 @@
       </w:tr>
       <w:tr>
         <w:tc>
-          <w:tcPr/>
+          <w:tcPr>
+            <w:shd w:fill="FFFFFF" w:val="clear"/>
+          </w:tcPr>
           <w:p>
             <w:pPr>
               <w:pStyle w:val="Compact"/>
@@ -321,19 +520,27 @@
               <w:rPr>
                 <w:bCs/>
                 <w:b/>
+                <w:color w:val="1A1A1A"/>
+                <w:sz w:val="19"/>
               </w:rPr>
               <w:t xml:space="preserve">Email:</w:t>
             </w:r>
           </w:p>
         </w:tc>
         <w:tc>
-          <w:tcPr/>
-          <w:p>
-            <w:pPr>
-              <w:pStyle w:val="Compact"/>
-              <w:jc w:val="left"/>
-            </w:pPr>
-            <w:r>
+          <w:tcPr>
+            <w:shd w:fill="FFFFFF" w:val="clear"/>
+          </w:tcPr>
+          <w:p>
+            <w:pPr>
+              <w:pStyle w:val="Compact"/>
+              <w:jc w:val="left"/>
+            </w:pPr>
+            <w:r>
+              <w:rPr>
+                <w:color w:val="1A1A1A"/>
+                <w:sz w:val="19"/>
+              </w:rPr>
               <w:t xml:space="preserve">__________________________________________</w:t>
             </w:r>
           </w:p>
@@ -351,9 +558,29 @@
     <w:bookmarkStart w:id="24" w:name="leave-type"/>
     <w:p>
       <w:pPr>
+        <w:pBdr>
+          <w:top w:val="single" w:sz="18" w:space="1" w:color="F5A623"/>
+          <w:bottom w:val="single" w:sz="6" w:space="1" w:color="0099CC"/>
+        </w:pBdr>
+        <w:spacing w:before="200" w:after="200"/>
+      </w:pPr>
+    </w:p>
+    <w:p>
+      <w:pPr>
         <w:pStyle w:val="Heading2"/>
-      </w:pPr>
-      <w:r>
+        <w:rPr>
+          <w:color w:val="0099CC"/>
+        </w:rPr>
+        <w:pBdr>
+          <w:bottom w:val="single" w:sz="6" w:space="2" w:color="00BFFF"/>
+        </w:pBdr>
+      </w:pPr>
+      <w:r>
+        <w:rPr>
+          <w:b/>
+          <w:color w:val="0099CC"/>
+          <w:sz w:val="32"/>
+        </w:rPr>
         <w:t xml:space="preserve">LEAVE TYPE</w:t>
       </w:r>
     </w:p>
@@ -604,9 +831,29 @@
     <w:bookmarkStart w:id="25" w:name="leave-period"/>
     <w:p>
       <w:pPr>
+        <w:pBdr>
+          <w:top w:val="single" w:sz="18" w:space="1" w:color="F5A623"/>
+          <w:bottom w:val="single" w:sz="6" w:space="1" w:color="0099CC"/>
+        </w:pBdr>
+        <w:spacing w:before="200" w:after="200"/>
+      </w:pPr>
+    </w:p>
+    <w:p>
+      <w:pPr>
         <w:pStyle w:val="Heading2"/>
-      </w:pPr>
-      <w:r>
+        <w:rPr>
+          <w:color w:val="0099CC"/>
+        </w:rPr>
+        <w:pBdr>
+          <w:bottom w:val="single" w:sz="6" w:space="2" w:color="00BFFF"/>
+        </w:pBdr>
+      </w:pPr>
+      <w:r>
+        <w:rPr>
+          <w:b/>
+          <w:color w:val="0099CC"/>
+          <w:sz w:val="32"/>
+        </w:rPr>
         <w:t xml:space="preserve">LEAVE PERIOD</w:t>
       </w:r>
     </w:p>
@@ -616,6 +863,14 @@
         <w:tblW w:type="pct" w:w="5000"/>
         <w:tblLook w:firstRow="1" w:lastRow="0" w:firstColumn="0" w:lastColumn="0" w:noHBand="0" w:noVBand="0" w:val="0020"/>
         <w:jc w:val="start"/>
+        <w:tblBorders>
+          <w:top w:val="single" w:sz="4" w:space="0" w:color="B0D4E8"/>
+          <w:left w:val="single" w:sz="4" w:space="0" w:color="B0D4E8"/>
+          <w:bottom w:val="single" w:sz="4" w:space="0" w:color="B0D4E8"/>
+          <w:right w:val="single" w:sz="4" w:space="0" w:color="B0D4E8"/>
+          <w:insideH w:val="single" w:sz="4" w:space="0" w:color="B0D4E8"/>
+          <w:insideV w:val="single" w:sz="4" w:space="0" w:color="B0D4E8"/>
+        </w:tblBorders>
       </w:tblPr>
       <w:tblGrid>
         <w:gridCol w:w="3960"/>
@@ -626,25 +881,39 @@
           <w:tblHeader w:val="true"/>
         </w:trPr>
         <w:tc>
-          <w:tcPr/>
-          <w:p>
-            <w:pPr>
-              <w:pStyle w:val="Compact"/>
-              <w:jc w:val="left"/>
-            </w:pPr>
-            <w:r>
+          <w:tcPr>
+            <w:shd w:fill="0099CC" w:val="clear"/>
+          </w:tcPr>
+          <w:p>
+            <w:pPr>
+              <w:pStyle w:val="Compact"/>
+              <w:jc w:val="left"/>
+            </w:pPr>
+            <w:r>
+              <w:rPr>
+                <w:b/>
+                <w:color w:val="FFFFFF"/>
+                <w:sz w:val="20"/>
+              </w:rPr>
               <w:t xml:space="preserve">Field</w:t>
             </w:r>
           </w:p>
         </w:tc>
         <w:tc>
-          <w:tcPr/>
-          <w:p>
-            <w:pPr>
-              <w:pStyle w:val="Compact"/>
-              <w:jc w:val="left"/>
-            </w:pPr>
-            <w:r>
+          <w:tcPr>
+            <w:shd w:fill="0099CC" w:val="clear"/>
+          </w:tcPr>
+          <w:p>
+            <w:pPr>
+              <w:pStyle w:val="Compact"/>
+              <w:jc w:val="left"/>
+            </w:pPr>
+            <w:r>
+              <w:rPr>
+                <w:b/>
+                <w:color w:val="FFFFFF"/>
+                <w:sz w:val="20"/>
+              </w:rPr>
               <w:t xml:space="preserve">Details</w:t>
             </w:r>
           </w:p>
@@ -652,7 +921,9 @@
       </w:tr>
       <w:tr>
         <w:tc>
-          <w:tcPr/>
+          <w:tcPr>
+            <w:shd w:fill="FFFFFF" w:val="clear"/>
+          </w:tcPr>
           <w:p>
             <w:pPr>
               <w:pStyle w:val="Compact"/>
@@ -662,19 +933,27 @@
               <w:rPr>
                 <w:bCs/>
                 <w:b/>
+                <w:color w:val="1A1A1A"/>
+                <w:sz w:val="19"/>
               </w:rPr>
               <w:t xml:space="preserve">Leave Start Date:</w:t>
             </w:r>
           </w:p>
         </w:tc>
         <w:tc>
-          <w:tcPr/>
-          <w:p>
-            <w:pPr>
-              <w:pStyle w:val="Compact"/>
-              <w:jc w:val="left"/>
-            </w:pPr>
-            <w:r>
+          <w:tcPr>
+            <w:shd w:fill="FFFFFF" w:val="clear"/>
+          </w:tcPr>
+          <w:p>
+            <w:pPr>
+              <w:pStyle w:val="Compact"/>
+              <w:jc w:val="left"/>
+            </w:pPr>
+            <w:r>
+              <w:rPr>
+                <w:color w:val="1A1A1A"/>
+                <w:sz w:val="19"/>
+              </w:rPr>
               <w:t xml:space="preserve">______ / ______ / __________ (DD/MM/YYYY)</w:t>
             </w:r>
           </w:p>
@@ -682,7 +961,9 @@
       </w:tr>
       <w:tr>
         <w:tc>
-          <w:tcPr/>
+          <w:tcPr>
+            <w:shd w:fill="E8F8FF" w:val="clear"/>
+          </w:tcPr>
           <w:p>
             <w:pPr>
               <w:pStyle w:val="Compact"/>
@@ -692,19 +973,27 @@
               <w:rPr>
                 <w:bCs/>
                 <w:b/>
+                <w:color w:val="1A1A1A"/>
+                <w:sz w:val="19"/>
               </w:rPr>
               <w:t xml:space="preserve">Leave End Date:</w:t>
             </w:r>
           </w:p>
         </w:tc>
         <w:tc>
-          <w:tcPr/>
-          <w:p>
-            <w:pPr>
-              <w:pStyle w:val="Compact"/>
-              <w:jc w:val="left"/>
-            </w:pPr>
-            <w:r>
+          <w:tcPr>
+            <w:shd w:fill="E8F8FF" w:val="clear"/>
+          </w:tcPr>
+          <w:p>
+            <w:pPr>
+              <w:pStyle w:val="Compact"/>
+              <w:jc w:val="left"/>
+            </w:pPr>
+            <w:r>
+              <w:rPr>
+                <w:color w:val="1A1A1A"/>
+                <w:sz w:val="19"/>
+              </w:rPr>
               <w:t xml:space="preserve">______ / ______ / __________ (DD/MM/YYYY)</w:t>
             </w:r>
           </w:p>
@@ -712,7 +1001,9 @@
       </w:tr>
       <w:tr>
         <w:tc>
-          <w:tcPr/>
+          <w:tcPr>
+            <w:shd w:fill="FFFFFF" w:val="clear"/>
+          </w:tcPr>
           <w:p>
             <w:pPr>
               <w:pStyle w:val="Compact"/>
@@ -722,19 +1013,27 @@
               <w:rPr>
                 <w:bCs/>
                 <w:b/>
+                <w:color w:val="1A1A1A"/>
+                <w:sz w:val="19"/>
               </w:rPr>
               <w:t xml:space="preserve">Number of Working Days Requested:</w:t>
             </w:r>
           </w:p>
         </w:tc>
         <w:tc>
-          <w:tcPr/>
-          <w:p>
-            <w:pPr>
-              <w:pStyle w:val="Compact"/>
-              <w:jc w:val="left"/>
-            </w:pPr>
-            <w:r>
+          <w:tcPr>
+            <w:shd w:fill="FFFFFF" w:val="clear"/>
+          </w:tcPr>
+          <w:p>
+            <w:pPr>
+              <w:pStyle w:val="Compact"/>
+              <w:jc w:val="left"/>
+            </w:pPr>
+            <w:r>
+              <w:rPr>
+                <w:color w:val="1A1A1A"/>
+                <w:sz w:val="19"/>
+              </w:rPr>
               <w:t xml:space="preserve">__________________________________________</w:t>
             </w:r>
           </w:p>
@@ -742,7 +1041,9 @@
       </w:tr>
       <w:tr>
         <w:tc>
-          <w:tcPr/>
+          <w:tcPr>
+            <w:shd w:fill="E8F8FF" w:val="clear"/>
+          </w:tcPr>
           <w:p>
             <w:pPr>
               <w:pStyle w:val="Compact"/>
@@ -752,19 +1053,27 @@
               <w:rPr>
                 <w:bCs/>
                 <w:b/>
+                <w:color w:val="1A1A1A"/>
+                <w:sz w:val="19"/>
               </w:rPr>
               <w:t xml:space="preserve">Resumption Date:</w:t>
             </w:r>
           </w:p>
         </w:tc>
         <w:tc>
-          <w:tcPr/>
-          <w:p>
-            <w:pPr>
-              <w:pStyle w:val="Compact"/>
-              <w:jc w:val="left"/>
-            </w:pPr>
-            <w:r>
+          <w:tcPr>
+            <w:shd w:fill="E8F8FF" w:val="clear"/>
+          </w:tcPr>
+          <w:p>
+            <w:pPr>
+              <w:pStyle w:val="Compact"/>
+              <w:jc w:val="left"/>
+            </w:pPr>
+            <w:r>
+              <w:rPr>
+                <w:color w:val="1A1A1A"/>
+                <w:sz w:val="19"/>
+              </w:rPr>
               <w:t xml:space="preserve">______ / ______ / __________ (DD/MM/YYYY)</w:t>
             </w:r>
           </w:p>
@@ -782,9 +1091,29 @@
     <w:bookmarkStart w:id="26" w:name="leave-balance"/>
     <w:p>
       <w:pPr>
+        <w:pBdr>
+          <w:top w:val="single" w:sz="18" w:space="1" w:color="F5A623"/>
+          <w:bottom w:val="single" w:sz="6" w:space="1" w:color="0099CC"/>
+        </w:pBdr>
+        <w:spacing w:before="200" w:after="200"/>
+      </w:pPr>
+    </w:p>
+    <w:p>
+      <w:pPr>
         <w:pStyle w:val="Heading2"/>
-      </w:pPr>
-      <w:r>
+        <w:rPr>
+          <w:color w:val="0099CC"/>
+        </w:rPr>
+        <w:pBdr>
+          <w:bottom w:val="single" w:sz="6" w:space="2" w:color="00BFFF"/>
+        </w:pBdr>
+      </w:pPr>
+      <w:r>
+        <w:rPr>
+          <w:b/>
+          <w:color w:val="0099CC"/>
+          <w:sz w:val="32"/>
+        </w:rPr>
         <w:t xml:space="preserve">LEAVE BALANCE</w:t>
       </w:r>
     </w:p>
@@ -794,6 +1123,14 @@
         <w:tblW w:type="pct" w:w="5000"/>
         <w:tblLook w:firstRow="1" w:lastRow="0" w:firstColumn="0" w:lastColumn="0" w:noHBand="0" w:noVBand="0" w:val="0020"/>
         <w:jc w:val="start"/>
+        <w:tblBorders>
+          <w:top w:val="single" w:sz="4" w:space="0" w:color="B0D4E8"/>
+          <w:left w:val="single" w:sz="4" w:space="0" w:color="B0D4E8"/>
+          <w:bottom w:val="single" w:sz="4" w:space="0" w:color="B0D4E8"/>
+          <w:right w:val="single" w:sz="4" w:space="0" w:color="B0D4E8"/>
+          <w:insideH w:val="single" w:sz="4" w:space="0" w:color="B0D4E8"/>
+          <w:insideV w:val="single" w:sz="4" w:space="0" w:color="B0D4E8"/>
+        </w:tblBorders>
       </w:tblPr>
       <w:tblGrid>
         <w:gridCol w:w="1584"/>
@@ -807,61 +1144,96 @@
           <w:tblHeader w:val="true"/>
         </w:trPr>
         <w:tc>
-          <w:tcPr/>
-          <w:p>
-            <w:pPr>
-              <w:pStyle w:val="Compact"/>
-              <w:jc w:val="left"/>
-            </w:pPr>
-            <w:r>
+          <w:tcPr>
+            <w:shd w:fill="0099CC" w:val="clear"/>
+          </w:tcPr>
+          <w:p>
+            <w:pPr>
+              <w:pStyle w:val="Compact"/>
+              <w:jc w:val="left"/>
+            </w:pPr>
+            <w:r>
+              <w:rPr>
+                <w:b/>
+                <w:color w:val="FFFFFF"/>
+                <w:sz w:val="20"/>
+              </w:rPr>
               <w:t xml:space="preserve">Leave Type</w:t>
             </w:r>
           </w:p>
         </w:tc>
         <w:tc>
-          <w:tcPr/>
-          <w:p>
-            <w:pPr>
-              <w:pStyle w:val="Compact"/>
-              <w:jc w:val="left"/>
-            </w:pPr>
-            <w:r>
+          <w:tcPr>
+            <w:shd w:fill="0099CC" w:val="clear"/>
+          </w:tcPr>
+          <w:p>
+            <w:pPr>
+              <w:pStyle w:val="Compact"/>
+              <w:jc w:val="left"/>
+            </w:pPr>
+            <w:r>
+              <w:rPr>
+                <w:b/>
+                <w:color w:val="FFFFFF"/>
+                <w:sz w:val="20"/>
+              </w:rPr>
               <w:t xml:space="preserve">Annual Entitlement</w:t>
             </w:r>
           </w:p>
         </w:tc>
         <w:tc>
-          <w:tcPr/>
-          <w:p>
-            <w:pPr>
-              <w:pStyle w:val="Compact"/>
-              <w:jc w:val="left"/>
-            </w:pPr>
-            <w:r>
+          <w:tcPr>
+            <w:shd w:fill="0099CC" w:val="clear"/>
+          </w:tcPr>
+          <w:p>
+            <w:pPr>
+              <w:pStyle w:val="Compact"/>
+              <w:jc w:val="left"/>
+            </w:pPr>
+            <w:r>
+              <w:rPr>
+                <w:b/>
+                <w:color w:val="FFFFFF"/>
+                <w:sz w:val="20"/>
+              </w:rPr>
               <w:t xml:space="preserve">Used to Date</w:t>
             </w:r>
           </w:p>
         </w:tc>
         <w:tc>
-          <w:tcPr/>
-          <w:p>
-            <w:pPr>
-              <w:pStyle w:val="Compact"/>
-              <w:jc w:val="left"/>
-            </w:pPr>
-            <w:r>
+          <w:tcPr>
+            <w:shd w:fill="0099CC" w:val="clear"/>
+          </w:tcPr>
+          <w:p>
+            <w:pPr>
+              <w:pStyle w:val="Compact"/>
+              <w:jc w:val="left"/>
+            </w:pPr>
+            <w:r>
+              <w:rPr>
+                <w:b/>
+                <w:color w:val="FFFFFF"/>
+                <w:sz w:val="20"/>
+              </w:rPr>
               <w:t xml:space="preserve">Current Balance</w:t>
             </w:r>
           </w:p>
         </w:tc>
         <w:tc>
-          <w:tcPr/>
-          <w:p>
-            <w:pPr>
-              <w:pStyle w:val="Compact"/>
-              <w:jc w:val="left"/>
-            </w:pPr>
-            <w:r>
+          <w:tcPr>
+            <w:shd w:fill="0099CC" w:val="clear"/>
+          </w:tcPr>
+          <w:p>
+            <w:pPr>
+              <w:pStyle w:val="Compact"/>
+              <w:jc w:val="left"/>
+            </w:pPr>
+            <w:r>
+              <w:rPr>
+                <w:b/>
+                <w:color w:val="FFFFFF"/>
+                <w:sz w:val="20"/>
+              </w:rPr>
               <w:t xml:space="preserve">Days Requested</w:t>
             </w:r>
           </w:p>
@@ -869,43 +1241,57 @@
       </w:tr>
       <w:tr>
         <w:tc>
-          <w:tcPr/>
-          <w:p>
-            <w:pPr>
-              <w:pStyle w:val="Compact"/>
-              <w:jc w:val="left"/>
-            </w:pPr>
-            <w:r>
+          <w:tcPr>
+            <w:shd w:fill="FFFFFF" w:val="clear"/>
+          </w:tcPr>
+          <w:p>
+            <w:pPr>
+              <w:pStyle w:val="Compact"/>
+              <w:jc w:val="left"/>
+            </w:pPr>
+            <w:r>
+              <w:rPr>
+                <w:color w:val="1A1A1A"/>
+                <w:sz w:val="19"/>
+              </w:rPr>
               <w:t xml:space="preserve">Annual Leave</w:t>
             </w:r>
           </w:p>
         </w:tc>
         <w:tc>
-          <w:tcPr/>
-          <w:p>
-            <w:pPr>
-              <w:pStyle w:val="Compact"/>
-            </w:pPr>
-          </w:p>
-        </w:tc>
-        <w:tc>
-          <w:tcPr/>
-          <w:p>
-            <w:pPr>
-              <w:pStyle w:val="Compact"/>
-            </w:pPr>
-          </w:p>
-        </w:tc>
-        <w:tc>
-          <w:tcPr/>
-          <w:p>
-            <w:pPr>
-              <w:pStyle w:val="Compact"/>
-            </w:pPr>
-          </w:p>
-        </w:tc>
-        <w:tc>
-          <w:tcPr/>
+          <w:tcPr>
+            <w:shd w:fill="FFFFFF" w:val="clear"/>
+          </w:tcPr>
+          <w:p>
+            <w:pPr>
+              <w:pStyle w:val="Compact"/>
+            </w:pPr>
+          </w:p>
+        </w:tc>
+        <w:tc>
+          <w:tcPr>
+            <w:shd w:fill="FFFFFF" w:val="clear"/>
+          </w:tcPr>
+          <w:p>
+            <w:pPr>
+              <w:pStyle w:val="Compact"/>
+            </w:pPr>
+          </w:p>
+        </w:tc>
+        <w:tc>
+          <w:tcPr>
+            <w:shd w:fill="FFFFFF" w:val="clear"/>
+          </w:tcPr>
+          <w:p>
+            <w:pPr>
+              <w:pStyle w:val="Compact"/>
+            </w:pPr>
+          </w:p>
+        </w:tc>
+        <w:tc>
+          <w:tcPr>
+            <w:shd w:fill="FFFFFF" w:val="clear"/>
+          </w:tcPr>
           <w:p>
             <w:pPr>
               <w:pStyle w:val="Compact"/>
@@ -915,43 +1301,57 @@
       </w:tr>
       <w:tr>
         <w:tc>
-          <w:tcPr/>
-          <w:p>
-            <w:pPr>
-              <w:pStyle w:val="Compact"/>
-              <w:jc w:val="left"/>
-            </w:pPr>
-            <w:r>
+          <w:tcPr>
+            <w:shd w:fill="E8F8FF" w:val="clear"/>
+          </w:tcPr>
+          <w:p>
+            <w:pPr>
+              <w:pStyle w:val="Compact"/>
+              <w:jc w:val="left"/>
+            </w:pPr>
+            <w:r>
+              <w:rPr>
+                <w:color w:val="1A1A1A"/>
+                <w:sz w:val="19"/>
+              </w:rPr>
               <w:t xml:space="preserve">Sick Leave</w:t>
             </w:r>
           </w:p>
         </w:tc>
         <w:tc>
-          <w:tcPr/>
-          <w:p>
-            <w:pPr>
-              <w:pStyle w:val="Compact"/>
-            </w:pPr>
-          </w:p>
-        </w:tc>
-        <w:tc>
-          <w:tcPr/>
-          <w:p>
-            <w:pPr>
-              <w:pStyle w:val="Compact"/>
-            </w:pPr>
-          </w:p>
-        </w:tc>
-        <w:tc>
-          <w:tcPr/>
-          <w:p>
-            <w:pPr>
-              <w:pStyle w:val="Compact"/>
-            </w:pPr>
-          </w:p>
-        </w:tc>
-        <w:tc>
-          <w:tcPr/>
+          <w:tcPr>
+            <w:shd w:fill="E8F8FF" w:val="clear"/>
+          </w:tcPr>
+          <w:p>
+            <w:pPr>
+              <w:pStyle w:val="Compact"/>
+            </w:pPr>
+          </w:p>
+        </w:tc>
+        <w:tc>
+          <w:tcPr>
+            <w:shd w:fill="E8F8FF" w:val="clear"/>
+          </w:tcPr>
+          <w:p>
+            <w:pPr>
+              <w:pStyle w:val="Compact"/>
+            </w:pPr>
+          </w:p>
+        </w:tc>
+        <w:tc>
+          <w:tcPr>
+            <w:shd w:fill="E8F8FF" w:val="clear"/>
+          </w:tcPr>
+          <w:p>
+            <w:pPr>
+              <w:pStyle w:val="Compact"/>
+            </w:pPr>
+          </w:p>
+        </w:tc>
+        <w:tc>
+          <w:tcPr>
+            <w:shd w:fill="E8F8FF" w:val="clear"/>
+          </w:tcPr>
           <w:p>
             <w:pPr>
               <w:pStyle w:val="Compact"/>
@@ -961,43 +1361,57 @@
       </w:tr>
       <w:tr>
         <w:tc>
-          <w:tcPr/>
-          <w:p>
-            <w:pPr>
-              <w:pStyle w:val="Compact"/>
-              <w:jc w:val="left"/>
-            </w:pPr>
-            <w:r>
+          <w:tcPr>
+            <w:shd w:fill="FFFFFF" w:val="clear"/>
+          </w:tcPr>
+          <w:p>
+            <w:pPr>
+              <w:pStyle w:val="Compact"/>
+              <w:jc w:val="left"/>
+            </w:pPr>
+            <w:r>
+              <w:rPr>
+                <w:color w:val="1A1A1A"/>
+                <w:sz w:val="19"/>
+              </w:rPr>
               <w:t xml:space="preserve">Compassionate Leave</w:t>
             </w:r>
           </w:p>
         </w:tc>
         <w:tc>
-          <w:tcPr/>
-          <w:p>
-            <w:pPr>
-              <w:pStyle w:val="Compact"/>
-            </w:pPr>
-          </w:p>
-        </w:tc>
-        <w:tc>
-          <w:tcPr/>
-          <w:p>
-            <w:pPr>
-              <w:pStyle w:val="Compact"/>
-            </w:pPr>
-          </w:p>
-        </w:tc>
-        <w:tc>
-          <w:tcPr/>
-          <w:p>
-            <w:pPr>
-              <w:pStyle w:val="Compact"/>
-            </w:pPr>
-          </w:p>
-        </w:tc>
-        <w:tc>
-          <w:tcPr/>
+          <w:tcPr>
+            <w:shd w:fill="FFFFFF" w:val="clear"/>
+          </w:tcPr>
+          <w:p>
+            <w:pPr>
+              <w:pStyle w:val="Compact"/>
+            </w:pPr>
+          </w:p>
+        </w:tc>
+        <w:tc>
+          <w:tcPr>
+            <w:shd w:fill="FFFFFF" w:val="clear"/>
+          </w:tcPr>
+          <w:p>
+            <w:pPr>
+              <w:pStyle w:val="Compact"/>
+            </w:pPr>
+          </w:p>
+        </w:tc>
+        <w:tc>
+          <w:tcPr>
+            <w:shd w:fill="FFFFFF" w:val="clear"/>
+          </w:tcPr>
+          <w:p>
+            <w:pPr>
+              <w:pStyle w:val="Compact"/>
+            </w:pPr>
+          </w:p>
+        </w:tc>
+        <w:tc>
+          <w:tcPr>
+            <w:shd w:fill="FFFFFF" w:val="clear"/>
+          </w:tcPr>
           <w:p>
             <w:pPr>
               <w:pStyle w:val="Compact"/>
@@ -1007,43 +1421,57 @@
       </w:tr>
       <w:tr>
         <w:tc>
-          <w:tcPr/>
-          <w:p>
-            <w:pPr>
-              <w:pStyle w:val="Compact"/>
-              <w:jc w:val="left"/>
-            </w:pPr>
-            <w:r>
+          <w:tcPr>
+            <w:shd w:fill="E8F8FF" w:val="clear"/>
+          </w:tcPr>
+          <w:p>
+            <w:pPr>
+              <w:pStyle w:val="Compact"/>
+              <w:jc w:val="left"/>
+            </w:pPr>
+            <w:r>
+              <w:rPr>
+                <w:color w:val="1A1A1A"/>
+                <w:sz w:val="19"/>
+              </w:rPr>
               <w:t xml:space="preserve">Other</w:t>
             </w:r>
           </w:p>
         </w:tc>
         <w:tc>
-          <w:tcPr/>
-          <w:p>
-            <w:pPr>
-              <w:pStyle w:val="Compact"/>
-            </w:pPr>
-          </w:p>
-        </w:tc>
-        <w:tc>
-          <w:tcPr/>
-          <w:p>
-            <w:pPr>
-              <w:pStyle w:val="Compact"/>
-            </w:pPr>
-          </w:p>
-        </w:tc>
-        <w:tc>
-          <w:tcPr/>
-          <w:p>
-            <w:pPr>
-              <w:pStyle w:val="Compact"/>
-            </w:pPr>
-          </w:p>
-        </w:tc>
-        <w:tc>
-          <w:tcPr/>
+          <w:tcPr>
+            <w:shd w:fill="E8F8FF" w:val="clear"/>
+          </w:tcPr>
+          <w:p>
+            <w:pPr>
+              <w:pStyle w:val="Compact"/>
+            </w:pPr>
+          </w:p>
+        </w:tc>
+        <w:tc>
+          <w:tcPr>
+            <w:shd w:fill="E8F8FF" w:val="clear"/>
+          </w:tcPr>
+          <w:p>
+            <w:pPr>
+              <w:pStyle w:val="Compact"/>
+            </w:pPr>
+          </w:p>
+        </w:tc>
+        <w:tc>
+          <w:tcPr>
+            <w:shd w:fill="E8F8FF" w:val="clear"/>
+          </w:tcPr>
+          <w:p>
+            <w:pPr>
+              <w:pStyle w:val="Compact"/>
+            </w:pPr>
+          </w:p>
+        </w:tc>
+        <w:tc>
+          <w:tcPr>
+            <w:shd w:fill="E8F8FF" w:val="clear"/>
+          </w:tcPr>
           <w:p>
             <w:pPr>
               <w:pStyle w:val="Compact"/>
@@ -1075,9 +1503,29 @@
     <w:bookmarkStart w:id="27" w:name="reason-for-leave"/>
     <w:p>
       <w:pPr>
+        <w:pBdr>
+          <w:top w:val="single" w:sz="18" w:space="1" w:color="F5A623"/>
+          <w:bottom w:val="single" w:sz="6" w:space="1" w:color="0099CC"/>
+        </w:pBdr>
+        <w:spacing w:before="200" w:after="200"/>
+      </w:pPr>
+    </w:p>
+    <w:p>
+      <w:pPr>
         <w:pStyle w:val="Heading2"/>
-      </w:pPr>
-      <w:r>
+        <w:rPr>
+          <w:color w:val="0099CC"/>
+        </w:rPr>
+        <w:pBdr>
+          <w:bottom w:val="single" w:sz="6" w:space="2" w:color="00BFFF"/>
+        </w:pBdr>
+      </w:pPr>
+      <w:r>
+        <w:rPr>
+          <w:b/>
+          <w:color w:val="0099CC"/>
+          <w:sz w:val="32"/>
+        </w:rPr>
         <w:t xml:space="preserve">REASON FOR LEAVE</w:t>
       </w:r>
     </w:p>
@@ -1113,9 +1561,29 @@
     <w:bookmarkStart w:id="28" w:name="contact-during-leave"/>
     <w:p>
       <w:pPr>
+        <w:pBdr>
+          <w:top w:val="single" w:sz="18" w:space="1" w:color="F5A623"/>
+          <w:bottom w:val="single" w:sz="6" w:space="1" w:color="0099CC"/>
+        </w:pBdr>
+        <w:spacing w:before="200" w:after="200"/>
+      </w:pPr>
+    </w:p>
+    <w:p>
+      <w:pPr>
         <w:pStyle w:val="Heading2"/>
-      </w:pPr>
-      <w:r>
+        <w:rPr>
+          <w:color w:val="0099CC"/>
+        </w:rPr>
+        <w:pBdr>
+          <w:bottom w:val="single" w:sz="6" w:space="2" w:color="00BFFF"/>
+        </w:pBdr>
+      </w:pPr>
+      <w:r>
+        <w:rPr>
+          <w:b/>
+          <w:color w:val="0099CC"/>
+          <w:sz w:val="32"/>
+        </w:rPr>
         <w:t xml:space="preserve">CONTACT DURING LEAVE</w:t>
       </w:r>
     </w:p>
@@ -1125,6 +1593,14 @@
         <w:tblW w:type="pct" w:w="5000"/>
         <w:tblLook w:firstRow="1" w:lastRow="0" w:firstColumn="0" w:lastColumn="0" w:noHBand="0" w:noVBand="0" w:val="0020"/>
         <w:jc w:val="start"/>
+        <w:tblBorders>
+          <w:top w:val="single" w:sz="4" w:space="0" w:color="B0D4E8"/>
+          <w:left w:val="single" w:sz="4" w:space="0" w:color="B0D4E8"/>
+          <w:bottom w:val="single" w:sz="4" w:space="0" w:color="B0D4E8"/>
+          <w:right w:val="single" w:sz="4" w:space="0" w:color="B0D4E8"/>
+          <w:insideH w:val="single" w:sz="4" w:space="0" w:color="B0D4E8"/>
+          <w:insideV w:val="single" w:sz="4" w:space="0" w:color="B0D4E8"/>
+        </w:tblBorders>
       </w:tblPr>
       <w:tblGrid>
         <w:gridCol w:w="3960"/>
@@ -1135,25 +1611,39 @@
           <w:tblHeader w:val="true"/>
         </w:trPr>
         <w:tc>
-          <w:tcPr/>
-          <w:p>
-            <w:pPr>
-              <w:pStyle w:val="Compact"/>
-              <w:jc w:val="left"/>
-            </w:pPr>
-            <w:r>
+          <w:tcPr>
+            <w:shd w:fill="0099CC" w:val="clear"/>
+          </w:tcPr>
+          <w:p>
+            <w:pPr>
+              <w:pStyle w:val="Compact"/>
+              <w:jc w:val="left"/>
+            </w:pPr>
+            <w:r>
+              <w:rPr>
+                <w:b/>
+                <w:color w:val="FFFFFF"/>
+                <w:sz w:val="20"/>
+              </w:rPr>
               <w:t xml:space="preserve">Field</w:t>
             </w:r>
           </w:p>
         </w:tc>
         <w:tc>
-          <w:tcPr/>
-          <w:p>
-            <w:pPr>
-              <w:pStyle w:val="Compact"/>
-              <w:jc w:val="left"/>
-            </w:pPr>
-            <w:r>
+          <w:tcPr>
+            <w:shd w:fill="0099CC" w:val="clear"/>
+          </w:tcPr>
+          <w:p>
+            <w:pPr>
+              <w:pStyle w:val="Compact"/>
+              <w:jc w:val="left"/>
+            </w:pPr>
+            <w:r>
+              <w:rPr>
+                <w:b/>
+                <w:color w:val="FFFFFF"/>
+                <w:sz w:val="20"/>
+              </w:rPr>
               <w:t xml:space="preserve">Details</w:t>
             </w:r>
           </w:p>
@@ -1161,7 +1651,9 @@
       </w:tr>
       <w:tr>
         <w:tc>
-          <w:tcPr/>
+          <w:tcPr>
+            <w:shd w:fill="FFFFFF" w:val="clear"/>
+          </w:tcPr>
           <w:p>
             <w:pPr>
               <w:pStyle w:val="Compact"/>
@@ -1171,19 +1663,27 @@
               <w:rPr>
                 <w:bCs/>
                 <w:b/>
+                <w:color w:val="1A1A1A"/>
+                <w:sz w:val="19"/>
               </w:rPr>
               <w:t xml:space="preserve">Phone Number:</w:t>
             </w:r>
           </w:p>
         </w:tc>
         <w:tc>
-          <w:tcPr/>
-          <w:p>
-            <w:pPr>
-              <w:pStyle w:val="Compact"/>
-              <w:jc w:val="left"/>
-            </w:pPr>
-            <w:r>
+          <w:tcPr>
+            <w:shd w:fill="FFFFFF" w:val="clear"/>
+          </w:tcPr>
+          <w:p>
+            <w:pPr>
+              <w:pStyle w:val="Compact"/>
+              <w:jc w:val="left"/>
+            </w:pPr>
+            <w:r>
+              <w:rPr>
+                <w:color w:val="1A1A1A"/>
+                <w:sz w:val="19"/>
+              </w:rPr>
               <w:t xml:space="preserve">__________________________________________</w:t>
             </w:r>
           </w:p>
@@ -1191,7 +1691,9 @@
       </w:tr>
       <w:tr>
         <w:tc>
-          <w:tcPr/>
+          <w:tcPr>
+            <w:shd w:fill="E8F8FF" w:val="clear"/>
+          </w:tcPr>
           <w:p>
             <w:pPr>
               <w:pStyle w:val="Compact"/>
@@ -1201,19 +1703,27 @@
               <w:rPr>
                 <w:bCs/>
                 <w:b/>
+                <w:color w:val="1A1A1A"/>
+                <w:sz w:val="19"/>
               </w:rPr>
               <w:t xml:space="preserve">Email (if available):</w:t>
             </w:r>
           </w:p>
         </w:tc>
         <w:tc>
-          <w:tcPr/>
-          <w:p>
-            <w:pPr>
-              <w:pStyle w:val="Compact"/>
-              <w:jc w:val="left"/>
-            </w:pPr>
-            <w:r>
+          <w:tcPr>
+            <w:shd w:fill="E8F8FF" w:val="clear"/>
+          </w:tcPr>
+          <w:p>
+            <w:pPr>
+              <w:pStyle w:val="Compact"/>
+              <w:jc w:val="left"/>
+            </w:pPr>
+            <w:r>
+              <w:rPr>
+                <w:color w:val="1A1A1A"/>
+                <w:sz w:val="19"/>
+              </w:rPr>
               <w:t xml:space="preserve">__________________________________________</w:t>
             </w:r>
           </w:p>
@@ -1221,7 +1731,9 @@
       </w:tr>
       <w:tr>
         <w:tc>
-          <w:tcPr/>
+          <w:tcPr>
+            <w:shd w:fill="FFFFFF" w:val="clear"/>
+          </w:tcPr>
           <w:p>
             <w:pPr>
               <w:pStyle w:val="Compact"/>
@@ -1231,19 +1743,27 @@
               <w:rPr>
                 <w:bCs/>
                 <w:b/>
+                <w:color w:val="1A1A1A"/>
+                <w:sz w:val="19"/>
               </w:rPr>
               <w:t xml:space="preserve">Location/Address During Leave:</w:t>
             </w:r>
           </w:p>
         </w:tc>
         <w:tc>
-          <w:tcPr/>
-          <w:p>
-            <w:pPr>
-              <w:pStyle w:val="Compact"/>
-              <w:jc w:val="left"/>
-            </w:pPr>
-            <w:r>
+          <w:tcPr>
+            <w:shd w:fill="FFFFFF" w:val="clear"/>
+          </w:tcPr>
+          <w:p>
+            <w:pPr>
+              <w:pStyle w:val="Compact"/>
+              <w:jc w:val="left"/>
+            </w:pPr>
+            <w:r>
+              <w:rPr>
+                <w:color w:val="1A1A1A"/>
+                <w:sz w:val="19"/>
+              </w:rPr>
               <w:t xml:space="preserve">__________________________________________</w:t>
             </w:r>
           </w:p>
@@ -1251,7 +1771,9 @@
       </w:tr>
       <w:tr>
         <w:tc>
-          <w:tcPr/>
+          <w:tcPr>
+            <w:shd w:fill="E8F8FF" w:val="clear"/>
+          </w:tcPr>
           <w:p>
             <w:pPr>
               <w:pStyle w:val="Compact"/>
@@ -1261,19 +1783,27 @@
               <w:rPr>
                 <w:bCs/>
                 <w:b/>
+                <w:color w:val="1A1A1A"/>
+                <w:sz w:val="19"/>
               </w:rPr>
               <w:t xml:space="preserve">Emergency Contact Name:</w:t>
             </w:r>
           </w:p>
         </w:tc>
         <w:tc>
-          <w:tcPr/>
-          <w:p>
-            <w:pPr>
-              <w:pStyle w:val="Compact"/>
-              <w:jc w:val="left"/>
-            </w:pPr>
-            <w:r>
+          <w:tcPr>
+            <w:shd w:fill="E8F8FF" w:val="clear"/>
+          </w:tcPr>
+          <w:p>
+            <w:pPr>
+              <w:pStyle w:val="Compact"/>
+              <w:jc w:val="left"/>
+            </w:pPr>
+            <w:r>
+              <w:rPr>
+                <w:color w:val="1A1A1A"/>
+                <w:sz w:val="19"/>
+              </w:rPr>
               <w:t xml:space="preserve">__________________________________________</w:t>
             </w:r>
           </w:p>
@@ -1281,7 +1811,9 @@
       </w:tr>
       <w:tr>
         <w:tc>
-          <w:tcPr/>
+          <w:tcPr>
+            <w:shd w:fill="FFFFFF" w:val="clear"/>
+          </w:tcPr>
           <w:p>
             <w:pPr>
               <w:pStyle w:val="Compact"/>
@@ -1291,19 +1823,27 @@
               <w:rPr>
                 <w:bCs/>
                 <w:b/>
+                <w:color w:val="1A1A1A"/>
+                <w:sz w:val="19"/>
               </w:rPr>
               <w:t xml:space="preserve">Emergency Contact Phone:</w:t>
             </w:r>
           </w:p>
         </w:tc>
         <w:tc>
-          <w:tcPr/>
-          <w:p>
-            <w:pPr>
-              <w:pStyle w:val="Compact"/>
-              <w:jc w:val="left"/>
-            </w:pPr>
-            <w:r>
+          <w:tcPr>
+            <w:shd w:fill="FFFFFF" w:val="clear"/>
+          </w:tcPr>
+          <w:p>
+            <w:pPr>
+              <w:pStyle w:val="Compact"/>
+              <w:jc w:val="left"/>
+            </w:pPr>
+            <w:r>
+              <w:rPr>
+                <w:color w:val="1A1A1A"/>
+                <w:sz w:val="19"/>
+              </w:rPr>
               <w:t xml:space="preserve">__________________________________________</w:t>
             </w:r>
           </w:p>
@@ -1321,9 +1861,29 @@
     <w:bookmarkStart w:id="29" w:name="relief-handover-arrangements"/>
     <w:p>
       <w:pPr>
+        <w:pBdr>
+          <w:top w:val="single" w:sz="18" w:space="1" w:color="F5A623"/>
+          <w:bottom w:val="single" w:sz="6" w:space="1" w:color="0099CC"/>
+        </w:pBdr>
+        <w:spacing w:before="200" w:after="200"/>
+      </w:pPr>
+    </w:p>
+    <w:p>
+      <w:pPr>
         <w:pStyle w:val="Heading2"/>
-      </w:pPr>
-      <w:r>
+        <w:rPr>
+          <w:color w:val="0099CC"/>
+        </w:rPr>
+        <w:pBdr>
+          <w:bottom w:val="single" w:sz="6" w:space="2" w:color="00BFFF"/>
+        </w:pBdr>
+      </w:pPr>
+      <w:r>
+        <w:rPr>
+          <w:b/>
+          <w:color w:val="0099CC"/>
+          <w:sz w:val="32"/>
+        </w:rPr>
         <w:t xml:space="preserve">RELIEF / HANDOVER ARRANGEMENTS</w:t>
       </w:r>
     </w:p>
@@ -1333,6 +1893,14 @@
         <w:tblW w:type="pct" w:w="5000"/>
         <w:tblLook w:firstRow="1" w:lastRow="0" w:firstColumn="0" w:lastColumn="0" w:noHBand="0" w:noVBand="0" w:val="0020"/>
         <w:jc w:val="start"/>
+        <w:tblBorders>
+          <w:top w:val="single" w:sz="4" w:space="0" w:color="B0D4E8"/>
+          <w:left w:val="single" w:sz="4" w:space="0" w:color="B0D4E8"/>
+          <w:bottom w:val="single" w:sz="4" w:space="0" w:color="B0D4E8"/>
+          <w:right w:val="single" w:sz="4" w:space="0" w:color="B0D4E8"/>
+          <w:insideH w:val="single" w:sz="4" w:space="0" w:color="B0D4E8"/>
+          <w:insideV w:val="single" w:sz="4" w:space="0" w:color="B0D4E8"/>
+        </w:tblBorders>
       </w:tblPr>
       <w:tblGrid>
         <w:gridCol w:w="3960"/>
@@ -1343,25 +1911,39 @@
           <w:tblHeader w:val="true"/>
         </w:trPr>
         <w:tc>
-          <w:tcPr/>
-          <w:p>
-            <w:pPr>
-              <w:pStyle w:val="Compact"/>
-              <w:jc w:val="left"/>
-            </w:pPr>
-            <w:r>
+          <w:tcPr>
+            <w:shd w:fill="0099CC" w:val="clear"/>
+          </w:tcPr>
+          <w:p>
+            <w:pPr>
+              <w:pStyle w:val="Compact"/>
+              <w:jc w:val="left"/>
+            </w:pPr>
+            <w:r>
+              <w:rPr>
+                <w:b/>
+                <w:color w:val="FFFFFF"/>
+                <w:sz w:val="20"/>
+              </w:rPr>
               <w:t xml:space="preserve">Field</w:t>
             </w:r>
           </w:p>
         </w:tc>
         <w:tc>
-          <w:tcPr/>
-          <w:p>
-            <w:pPr>
-              <w:pStyle w:val="Compact"/>
-              <w:jc w:val="left"/>
-            </w:pPr>
-            <w:r>
+          <w:tcPr>
+            <w:shd w:fill="0099CC" w:val="clear"/>
+          </w:tcPr>
+          <w:p>
+            <w:pPr>
+              <w:pStyle w:val="Compact"/>
+              <w:jc w:val="left"/>
+            </w:pPr>
+            <w:r>
+              <w:rPr>
+                <w:b/>
+                <w:color w:val="FFFFFF"/>
+                <w:sz w:val="20"/>
+              </w:rPr>
               <w:t xml:space="preserve">Details</w:t>
             </w:r>
           </w:p>
@@ -1369,7 +1951,9 @@
       </w:tr>
       <w:tr>
         <w:tc>
-          <w:tcPr/>
+          <w:tcPr>
+            <w:shd w:fill="FFFFFF" w:val="clear"/>
+          </w:tcPr>
           <w:p>
             <w:pPr>
               <w:pStyle w:val="Compact"/>
@@ -1379,19 +1963,27 @@
               <w:rPr>
                 <w:bCs/>
                 <w:b/>
+                <w:color w:val="1A1A1A"/>
+                <w:sz w:val="19"/>
               </w:rPr>
               <w:t xml:space="preserve">Relief Officer Name:</w:t>
             </w:r>
           </w:p>
         </w:tc>
         <w:tc>
-          <w:tcPr/>
-          <w:p>
-            <w:pPr>
-              <w:pStyle w:val="Compact"/>
-              <w:jc w:val="left"/>
-            </w:pPr>
-            <w:r>
+          <w:tcPr>
+            <w:shd w:fill="FFFFFF" w:val="clear"/>
+          </w:tcPr>
+          <w:p>
+            <w:pPr>
+              <w:pStyle w:val="Compact"/>
+              <w:jc w:val="left"/>
+            </w:pPr>
+            <w:r>
+              <w:rPr>
+                <w:color w:val="1A1A1A"/>
+                <w:sz w:val="19"/>
+              </w:rPr>
               <w:t xml:space="preserve">__________________________________________</w:t>
             </w:r>
           </w:p>
@@ -1399,7 +1991,9 @@
       </w:tr>
       <w:tr>
         <w:tc>
-          <w:tcPr/>
+          <w:tcPr>
+            <w:shd w:fill="E8F8FF" w:val="clear"/>
+          </w:tcPr>
           <w:p>
             <w:pPr>
               <w:pStyle w:val="Compact"/>
@@ -1409,19 +2003,27 @@
               <w:rPr>
                 <w:bCs/>
                 <w:b/>
+                <w:color w:val="1A1A1A"/>
+                <w:sz w:val="19"/>
               </w:rPr>
               <w:t xml:space="preserve">Relief Officer Position:</w:t>
             </w:r>
           </w:p>
         </w:tc>
         <w:tc>
-          <w:tcPr/>
-          <w:p>
-            <w:pPr>
-              <w:pStyle w:val="Compact"/>
-              <w:jc w:val="left"/>
-            </w:pPr>
-            <w:r>
+          <w:tcPr>
+            <w:shd w:fill="E8F8FF" w:val="clear"/>
+          </w:tcPr>
+          <w:p>
+            <w:pPr>
+              <w:pStyle w:val="Compact"/>
+              <w:jc w:val="left"/>
+            </w:pPr>
+            <w:r>
+              <w:rPr>
+                <w:color w:val="1A1A1A"/>
+                <w:sz w:val="19"/>
+              </w:rPr>
               <w:t xml:space="preserve">__________________________________________</w:t>
             </w:r>
           </w:p>
@@ -1429,7 +2031,9 @@
       </w:tr>
       <w:tr>
         <w:tc>
-          <w:tcPr/>
+          <w:tcPr>
+            <w:shd w:fill="FFFFFF" w:val="clear"/>
+          </w:tcPr>
           <w:p>
             <w:pPr>
               <w:pStyle w:val="Compact"/>
@@ -1439,19 +2043,27 @@
               <w:rPr>
                 <w:bCs/>
                 <w:b/>
+                <w:color w:val="1A1A1A"/>
+                <w:sz w:val="19"/>
               </w:rPr>
               <w:t xml:space="preserve">Relief Officer Department:</w:t>
             </w:r>
           </w:p>
         </w:tc>
         <w:tc>
-          <w:tcPr/>
-          <w:p>
-            <w:pPr>
-              <w:pStyle w:val="Compact"/>
-              <w:jc w:val="left"/>
-            </w:pPr>
-            <w:r>
+          <w:tcPr>
+            <w:shd w:fill="FFFFFF" w:val="clear"/>
+          </w:tcPr>
+          <w:p>
+            <w:pPr>
+              <w:pStyle w:val="Compact"/>
+              <w:jc w:val="left"/>
+            </w:pPr>
+            <w:r>
+              <w:rPr>
+                <w:color w:val="1A1A1A"/>
+                <w:sz w:val="19"/>
+              </w:rPr>
               <w:t xml:space="preserve">__________________________________________</w:t>
             </w:r>
           </w:p>
@@ -1459,7 +2071,9 @@
       </w:tr>
       <w:tr>
         <w:tc>
-          <w:tcPr/>
+          <w:tcPr>
+            <w:shd w:fill="E8F8FF" w:val="clear"/>
+          </w:tcPr>
           <w:p>
             <w:pPr>
               <w:pStyle w:val="Compact"/>
@@ -1469,19 +2083,27 @@
               <w:rPr>
                 <w:bCs/>
                 <w:b/>
+                <w:color w:val="1A1A1A"/>
+                <w:sz w:val="19"/>
               </w:rPr>
               <w:t xml:space="preserve">Handover Notes Prepared:</w:t>
             </w:r>
           </w:p>
         </w:tc>
         <w:tc>
-          <w:tcPr/>
-          <w:p>
-            <w:pPr>
-              <w:pStyle w:val="Compact"/>
-              <w:jc w:val="left"/>
-            </w:pPr>
-            <w:r>
+          <w:tcPr>
+            <w:shd w:fill="E8F8FF" w:val="clear"/>
+          </w:tcPr>
+          <w:p>
+            <w:pPr>
+              <w:pStyle w:val="Compact"/>
+              <w:jc w:val="left"/>
+            </w:pPr>
+            <w:r>
+              <w:rPr>
+                <w:color w:val="1A1A1A"/>
+                <w:sz w:val="19"/>
+              </w:rPr>
               <w:t xml:space="preserve">[ ] Yes [ ] No</w:t>
             </w:r>
           </w:p>
@@ -1489,7 +2111,9 @@
       </w:tr>
       <w:tr>
         <w:tc>
-          <w:tcPr/>
+          <w:tcPr>
+            <w:shd w:fill="FFFFFF" w:val="clear"/>
+          </w:tcPr>
           <w:p>
             <w:pPr>
               <w:pStyle w:val="Compact"/>
@@ -1499,19 +2123,27 @@
               <w:rPr>
                 <w:bCs/>
                 <w:b/>
+                <w:color w:val="1A1A1A"/>
+                <w:sz w:val="19"/>
               </w:rPr>
               <w:t xml:space="preserve">Pending Tasks Documented:</w:t>
             </w:r>
           </w:p>
         </w:tc>
         <w:tc>
-          <w:tcPr/>
-          <w:p>
-            <w:pPr>
-              <w:pStyle w:val="Compact"/>
-              <w:jc w:val="left"/>
-            </w:pPr>
-            <w:r>
+          <w:tcPr>
+            <w:shd w:fill="FFFFFF" w:val="clear"/>
+          </w:tcPr>
+          <w:p>
+            <w:pPr>
+              <w:pStyle w:val="Compact"/>
+              <w:jc w:val="left"/>
+            </w:pPr>
+            <w:r>
+              <w:rPr>
+                <w:color w:val="1A1A1A"/>
+                <w:sz w:val="19"/>
+              </w:rPr>
               <w:t xml:space="preserve">[ ] Yes [ ] No</w:t>
             </w:r>
           </w:p>
@@ -1529,9 +2161,29 @@
     <w:bookmarkStart w:id="30" w:name="supporting-documents"/>
     <w:p>
       <w:pPr>
+        <w:pBdr>
+          <w:top w:val="single" w:sz="18" w:space="1" w:color="F5A623"/>
+          <w:bottom w:val="single" w:sz="6" w:space="1" w:color="0099CC"/>
+        </w:pBdr>
+        <w:spacing w:before="200" w:after="200"/>
+      </w:pPr>
+    </w:p>
+    <w:p>
+      <w:pPr>
         <w:pStyle w:val="Heading2"/>
-      </w:pPr>
-      <w:r>
+        <w:rPr>
+          <w:color w:val="0099CC"/>
+        </w:rPr>
+        <w:pBdr>
+          <w:bottom w:val="single" w:sz="6" w:space="2" w:color="00BFFF"/>
+        </w:pBdr>
+      </w:pPr>
+      <w:r>
+        <w:rPr>
+          <w:b/>
+          <w:color w:val="0099CC"/>
+          <w:sz w:val="32"/>
+        </w:rPr>
         <w:t xml:space="preserve">SUPPORTING DOCUMENTS</w:t>
       </w:r>
     </w:p>
@@ -1606,9 +2258,29 @@
     <w:bookmarkStart w:id="31" w:name="approval-chain"/>
     <w:p>
       <w:pPr>
+        <w:pBdr>
+          <w:top w:val="single" w:sz="18" w:space="1" w:color="F5A623"/>
+          <w:bottom w:val="single" w:sz="6" w:space="1" w:color="0099CC"/>
+        </w:pBdr>
+        <w:spacing w:before="200" w:after="200"/>
+      </w:pPr>
+    </w:p>
+    <w:p>
+      <w:pPr>
         <w:pStyle w:val="Heading2"/>
-      </w:pPr>
-      <w:r>
+        <w:rPr>
+          <w:color w:val="0099CC"/>
+        </w:rPr>
+        <w:pBdr>
+          <w:bottom w:val="single" w:sz="6" w:space="2" w:color="00BFFF"/>
+        </w:pBdr>
+      </w:pPr>
+      <w:r>
+        <w:rPr>
+          <w:b/>
+          <w:color w:val="0099CC"/>
+          <w:sz w:val="32"/>
+        </w:rPr>
         <w:t xml:space="preserve">APPROVAL CHAIN</w:t>
       </w:r>
     </w:p>
@@ -1618,6 +2290,14 @@
         <w:tblW w:type="pct" w:w="5000"/>
         <w:tblLook w:firstRow="1" w:lastRow="0" w:firstColumn="0" w:lastColumn="0" w:noHBand="0" w:noVBand="0" w:val="0020"/>
         <w:jc w:val="start"/>
+        <w:tblBorders>
+          <w:top w:val="single" w:sz="4" w:space="0" w:color="B0D4E8"/>
+          <w:left w:val="single" w:sz="4" w:space="0" w:color="B0D4E8"/>
+          <w:bottom w:val="single" w:sz="4" w:space="0" w:color="B0D4E8"/>
+          <w:right w:val="single" w:sz="4" w:space="0" w:color="B0D4E8"/>
+          <w:insideH w:val="single" w:sz="4" w:space="0" w:color="B0D4E8"/>
+          <w:insideV w:val="single" w:sz="4" w:space="0" w:color="B0D4E8"/>
+        </w:tblBorders>
       </w:tblPr>
       <w:tblGrid>
         <w:gridCol w:w="1584"/>
@@ -1631,61 +2311,96 @@
           <w:tblHeader w:val="true"/>
         </w:trPr>
         <w:tc>
-          <w:tcPr/>
-          <w:p>
-            <w:pPr>
-              <w:pStyle w:val="Compact"/>
-              <w:jc w:val="left"/>
-            </w:pPr>
-            <w:r>
+          <w:tcPr>
+            <w:shd w:fill="0099CC" w:val="clear"/>
+          </w:tcPr>
+          <w:p>
+            <w:pPr>
+              <w:pStyle w:val="Compact"/>
+              <w:jc w:val="left"/>
+            </w:pPr>
+            <w:r>
+              <w:rPr>
+                <w:b/>
+                <w:color w:val="FFFFFF"/>
+                <w:sz w:val="20"/>
+              </w:rPr>
               <w:t xml:space="preserve">Level</w:t>
             </w:r>
           </w:p>
         </w:tc>
         <w:tc>
-          <w:tcPr/>
-          <w:p>
-            <w:pPr>
-              <w:pStyle w:val="Compact"/>
-              <w:jc w:val="left"/>
-            </w:pPr>
-            <w:r>
+          <w:tcPr>
+            <w:shd w:fill="0099CC" w:val="clear"/>
+          </w:tcPr>
+          <w:p>
+            <w:pPr>
+              <w:pStyle w:val="Compact"/>
+              <w:jc w:val="left"/>
+            </w:pPr>
+            <w:r>
+              <w:rPr>
+                <w:b/>
+                <w:color w:val="FFFFFF"/>
+                <w:sz w:val="20"/>
+              </w:rPr>
               <w:t xml:space="preserve">Name</w:t>
             </w:r>
           </w:p>
         </w:tc>
         <w:tc>
-          <w:tcPr/>
-          <w:p>
-            <w:pPr>
-              <w:pStyle w:val="Compact"/>
-              <w:jc w:val="left"/>
-            </w:pPr>
-            <w:r>
+          <w:tcPr>
+            <w:shd w:fill="0099CC" w:val="clear"/>
+          </w:tcPr>
+          <w:p>
+            <w:pPr>
+              <w:pStyle w:val="Compact"/>
+              <w:jc w:val="left"/>
+            </w:pPr>
+            <w:r>
+              <w:rPr>
+                <w:b/>
+                <w:color w:val="FFFFFF"/>
+                <w:sz w:val="20"/>
+              </w:rPr>
               <w:t xml:space="preserve">Signature</w:t>
             </w:r>
           </w:p>
         </w:tc>
         <w:tc>
-          <w:tcPr/>
-          <w:p>
-            <w:pPr>
-              <w:pStyle w:val="Compact"/>
-              <w:jc w:val="left"/>
-            </w:pPr>
-            <w:r>
+          <w:tcPr>
+            <w:shd w:fill="0099CC" w:val="clear"/>
+          </w:tcPr>
+          <w:p>
+            <w:pPr>
+              <w:pStyle w:val="Compact"/>
+              <w:jc w:val="left"/>
+            </w:pPr>
+            <w:r>
+              <w:rPr>
+                <w:b/>
+                <w:color w:val="FFFFFF"/>
+                <w:sz w:val="20"/>
+              </w:rPr>
               <w:t xml:space="preserve">Date</w:t>
             </w:r>
           </w:p>
         </w:tc>
         <w:tc>
-          <w:tcPr/>
-          <w:p>
-            <w:pPr>
-              <w:pStyle w:val="Compact"/>
-              <w:jc w:val="left"/>
-            </w:pPr>
-            <w:r>
+          <w:tcPr>
+            <w:shd w:fill="0099CC" w:val="clear"/>
+          </w:tcPr>
+          <w:p>
+            <w:pPr>
+              <w:pStyle w:val="Compact"/>
+              <w:jc w:val="left"/>
+            </w:pPr>
+            <w:r>
+              <w:rPr>
+                <w:b/>
+                <w:color w:val="FFFFFF"/>
+                <w:sz w:val="20"/>
+              </w:rPr>
               <w:t xml:space="preserve">Approved / Denied</w:t>
             </w:r>
           </w:p>
@@ -1693,7 +2408,9 @@
       </w:tr>
       <w:tr>
         <w:tc>
-          <w:tcPr/>
+          <w:tcPr>
+            <w:shd w:fill="FFFFFF" w:val="clear"/>
+          </w:tcPr>
           <w:p>
             <w:pPr>
               <w:pStyle w:val="Compact"/>
@@ -1703,55 +2420,81 @@
               <w:rPr>
                 <w:bCs/>
                 <w:b/>
+                <w:color w:val="1A1A1A"/>
+                <w:sz w:val="19"/>
               </w:rPr>
               <w:t xml:space="preserve">Employee (Applicant):</w:t>
             </w:r>
           </w:p>
         </w:tc>
         <w:tc>
-          <w:tcPr/>
-          <w:p>
-            <w:pPr>
-              <w:pStyle w:val="Compact"/>
-              <w:jc w:val="left"/>
-            </w:pPr>
-            <w:r>
+          <w:tcPr>
+            <w:shd w:fill="FFFFFF" w:val="clear"/>
+          </w:tcPr>
+          <w:p>
+            <w:pPr>
+              <w:pStyle w:val="Compact"/>
+              <w:jc w:val="left"/>
+            </w:pPr>
+            <w:r>
+              <w:rPr>
+                <w:color w:val="1A1A1A"/>
+                <w:sz w:val="19"/>
+              </w:rPr>
               <w:t xml:space="preserve">__________________</w:t>
             </w:r>
           </w:p>
         </w:tc>
         <w:tc>
-          <w:tcPr/>
-          <w:p>
-            <w:pPr>
-              <w:pStyle w:val="Compact"/>
-              <w:jc w:val="left"/>
-            </w:pPr>
-            <w:r>
+          <w:tcPr>
+            <w:shd w:fill="FFFFFF" w:val="clear"/>
+          </w:tcPr>
+          <w:p>
+            <w:pPr>
+              <w:pStyle w:val="Compact"/>
+              <w:jc w:val="left"/>
+            </w:pPr>
+            <w:r>
+              <w:rPr>
+                <w:color w:val="1A1A1A"/>
+                <w:sz w:val="19"/>
+              </w:rPr>
               <w:t xml:space="preserve">__________________</w:t>
             </w:r>
           </w:p>
         </w:tc>
         <w:tc>
-          <w:tcPr/>
-          <w:p>
-            <w:pPr>
-              <w:pStyle w:val="Compact"/>
-              <w:jc w:val="left"/>
-            </w:pPr>
-            <w:r>
+          <w:tcPr>
+            <w:shd w:fill="FFFFFF" w:val="clear"/>
+          </w:tcPr>
+          <w:p>
+            <w:pPr>
+              <w:pStyle w:val="Compact"/>
+              <w:jc w:val="left"/>
+            </w:pPr>
+            <w:r>
+              <w:rPr>
+                <w:color w:val="1A1A1A"/>
+                <w:sz w:val="19"/>
+              </w:rPr>
               <w:t xml:space="preserve">____/____/________</w:t>
             </w:r>
           </w:p>
         </w:tc>
         <w:tc>
-          <w:tcPr/>
-          <w:p>
-            <w:pPr>
-              <w:pStyle w:val="Compact"/>
-              <w:jc w:val="left"/>
-            </w:pPr>
-            <w:r>
+          <w:tcPr>
+            <w:shd w:fill="FFFFFF" w:val="clear"/>
+          </w:tcPr>
+          <w:p>
+            <w:pPr>
+              <w:pStyle w:val="Compact"/>
+              <w:jc w:val="left"/>
+            </w:pPr>
+            <w:r>
+              <w:rPr>
+                <w:color w:val="1A1A1A"/>
+                <w:sz w:val="19"/>
+              </w:rPr>
               <w:t xml:space="preserve">N/A</w:t>
             </w:r>
           </w:p>
@@ -1759,7 +2502,9 @@
       </w:tr>
       <w:tr>
         <w:tc>
-          <w:tcPr/>
+          <w:tcPr>
+            <w:shd w:fill="E8F8FF" w:val="clear"/>
+          </w:tcPr>
           <w:p>
             <w:pPr>
               <w:pStyle w:val="Compact"/>
@@ -1769,55 +2514,81 @@
               <w:rPr>
                 <w:bCs/>
                 <w:b/>
+                <w:color w:val="1A1A1A"/>
+                <w:sz w:val="19"/>
               </w:rPr>
               <w:t xml:space="preserve">Line Manager:</w:t>
             </w:r>
           </w:p>
         </w:tc>
         <w:tc>
-          <w:tcPr/>
-          <w:p>
-            <w:pPr>
-              <w:pStyle w:val="Compact"/>
-              <w:jc w:val="left"/>
-            </w:pPr>
-            <w:r>
+          <w:tcPr>
+            <w:shd w:fill="E8F8FF" w:val="clear"/>
+          </w:tcPr>
+          <w:p>
+            <w:pPr>
+              <w:pStyle w:val="Compact"/>
+              <w:jc w:val="left"/>
+            </w:pPr>
+            <w:r>
+              <w:rPr>
+                <w:color w:val="1A1A1A"/>
+                <w:sz w:val="19"/>
+              </w:rPr>
               <w:t xml:space="preserve">__________________</w:t>
             </w:r>
           </w:p>
         </w:tc>
         <w:tc>
-          <w:tcPr/>
-          <w:p>
-            <w:pPr>
-              <w:pStyle w:val="Compact"/>
-              <w:jc w:val="left"/>
-            </w:pPr>
-            <w:r>
+          <w:tcPr>
+            <w:shd w:fill="E8F8FF" w:val="clear"/>
+          </w:tcPr>
+          <w:p>
+            <w:pPr>
+              <w:pStyle w:val="Compact"/>
+              <w:jc w:val="left"/>
+            </w:pPr>
+            <w:r>
+              <w:rPr>
+                <w:color w:val="1A1A1A"/>
+                <w:sz w:val="19"/>
+              </w:rPr>
               <w:t xml:space="preserve">__________________</w:t>
             </w:r>
           </w:p>
         </w:tc>
         <w:tc>
-          <w:tcPr/>
-          <w:p>
-            <w:pPr>
-              <w:pStyle w:val="Compact"/>
-              <w:jc w:val="left"/>
-            </w:pPr>
-            <w:r>
+          <w:tcPr>
+            <w:shd w:fill="E8F8FF" w:val="clear"/>
+          </w:tcPr>
+          <w:p>
+            <w:pPr>
+              <w:pStyle w:val="Compact"/>
+              <w:jc w:val="left"/>
+            </w:pPr>
+            <w:r>
+              <w:rPr>
+                <w:color w:val="1A1A1A"/>
+                <w:sz w:val="19"/>
+              </w:rPr>
               <w:t xml:space="preserve">____/____/________</w:t>
             </w:r>
           </w:p>
         </w:tc>
         <w:tc>
-          <w:tcPr/>
-          <w:p>
-            <w:pPr>
-              <w:pStyle w:val="Compact"/>
-              <w:jc w:val="left"/>
-            </w:pPr>
-            <w:r>
+          <w:tcPr>
+            <w:shd w:fill="E8F8FF" w:val="clear"/>
+          </w:tcPr>
+          <w:p>
+            <w:pPr>
+              <w:pStyle w:val="Compact"/>
+              <w:jc w:val="left"/>
+            </w:pPr>
+            <w:r>
+              <w:rPr>
+                <w:color w:val="1A1A1A"/>
+                <w:sz w:val="19"/>
+              </w:rPr>
               <w:t xml:space="preserve">[ ] Approved [ ] Denied</w:t>
             </w:r>
           </w:p>
@@ -1825,7 +2596,9 @@
       </w:tr>
       <w:tr>
         <w:tc>
-          <w:tcPr/>
+          <w:tcPr>
+            <w:shd w:fill="FFFFFF" w:val="clear"/>
+          </w:tcPr>
           <w:p>
             <w:pPr>
               <w:pStyle w:val="Compact"/>
@@ -1835,55 +2608,81 @@
               <w:rPr>
                 <w:bCs/>
                 <w:b/>
+                <w:color w:val="1A1A1A"/>
+                <w:sz w:val="19"/>
               </w:rPr>
               <w:t xml:space="preserve">HR Department:</w:t>
             </w:r>
           </w:p>
         </w:tc>
         <w:tc>
-          <w:tcPr/>
-          <w:p>
-            <w:pPr>
-              <w:pStyle w:val="Compact"/>
-              <w:jc w:val="left"/>
-            </w:pPr>
-            <w:r>
+          <w:tcPr>
+            <w:shd w:fill="FFFFFF" w:val="clear"/>
+          </w:tcPr>
+          <w:p>
+            <w:pPr>
+              <w:pStyle w:val="Compact"/>
+              <w:jc w:val="left"/>
+            </w:pPr>
+            <w:r>
+              <w:rPr>
+                <w:color w:val="1A1A1A"/>
+                <w:sz w:val="19"/>
+              </w:rPr>
               <w:t xml:space="preserve">__________________</w:t>
             </w:r>
           </w:p>
         </w:tc>
         <w:tc>
-          <w:tcPr/>
-          <w:p>
-            <w:pPr>
-              <w:pStyle w:val="Compact"/>
-              <w:jc w:val="left"/>
-            </w:pPr>
-            <w:r>
+          <w:tcPr>
+            <w:shd w:fill="FFFFFF" w:val="clear"/>
+          </w:tcPr>
+          <w:p>
+            <w:pPr>
+              <w:pStyle w:val="Compact"/>
+              <w:jc w:val="left"/>
+            </w:pPr>
+            <w:r>
+              <w:rPr>
+                <w:color w:val="1A1A1A"/>
+                <w:sz w:val="19"/>
+              </w:rPr>
               <w:t xml:space="preserve">__________________</w:t>
             </w:r>
           </w:p>
         </w:tc>
         <w:tc>
-          <w:tcPr/>
-          <w:p>
-            <w:pPr>
-              <w:pStyle w:val="Compact"/>
-              <w:jc w:val="left"/>
-            </w:pPr>
-            <w:r>
+          <w:tcPr>
+            <w:shd w:fill="FFFFFF" w:val="clear"/>
+          </w:tcPr>
+          <w:p>
+            <w:pPr>
+              <w:pStyle w:val="Compact"/>
+              <w:jc w:val="left"/>
+            </w:pPr>
+            <w:r>
+              <w:rPr>
+                <w:color w:val="1A1A1A"/>
+                <w:sz w:val="19"/>
+              </w:rPr>
               <w:t xml:space="preserve">____/____/________</w:t>
             </w:r>
           </w:p>
         </w:tc>
         <w:tc>
-          <w:tcPr/>
-          <w:p>
-            <w:pPr>
-              <w:pStyle w:val="Compact"/>
-              <w:jc w:val="left"/>
-            </w:pPr>
-            <w:r>
+          <w:tcPr>
+            <w:shd w:fill="FFFFFF" w:val="clear"/>
+          </w:tcPr>
+          <w:p>
+            <w:pPr>
+              <w:pStyle w:val="Compact"/>
+              <w:jc w:val="left"/>
+            </w:pPr>
+            <w:r>
+              <w:rPr>
+                <w:color w:val="1A1A1A"/>
+                <w:sz w:val="19"/>
+              </w:rPr>
               <w:t xml:space="preserve">[ ] Approved [ ] Denied</w:t>
             </w:r>
           </w:p>
@@ -1891,7 +2690,9 @@
       </w:tr>
       <w:tr>
         <w:tc>
-          <w:tcPr/>
+          <w:tcPr>
+            <w:shd w:fill="E8F8FF" w:val="clear"/>
+          </w:tcPr>
           <w:p>
             <w:pPr>
               <w:pStyle w:val="Compact"/>
@@ -1901,55 +2702,81 @@
               <w:rPr>
                 <w:bCs/>
                 <w:b/>
+                <w:color w:val="1A1A1A"/>
+                <w:sz w:val="19"/>
               </w:rPr>
               <w:t xml:space="preserve">MD/CEO (if &gt;5 days):</w:t>
             </w:r>
           </w:p>
         </w:tc>
         <w:tc>
-          <w:tcPr/>
-          <w:p>
-            <w:pPr>
-              <w:pStyle w:val="Compact"/>
-              <w:jc w:val="left"/>
-            </w:pPr>
-            <w:r>
+          <w:tcPr>
+            <w:shd w:fill="E8F8FF" w:val="clear"/>
+          </w:tcPr>
+          <w:p>
+            <w:pPr>
+              <w:pStyle w:val="Compact"/>
+              <w:jc w:val="left"/>
+            </w:pPr>
+            <w:r>
+              <w:rPr>
+                <w:color w:val="1A1A1A"/>
+                <w:sz w:val="19"/>
+              </w:rPr>
               <w:t xml:space="preserve">__________________</w:t>
             </w:r>
           </w:p>
         </w:tc>
         <w:tc>
-          <w:tcPr/>
-          <w:p>
-            <w:pPr>
-              <w:pStyle w:val="Compact"/>
-              <w:jc w:val="left"/>
-            </w:pPr>
-            <w:r>
+          <w:tcPr>
+            <w:shd w:fill="E8F8FF" w:val="clear"/>
+          </w:tcPr>
+          <w:p>
+            <w:pPr>
+              <w:pStyle w:val="Compact"/>
+              <w:jc w:val="left"/>
+            </w:pPr>
+            <w:r>
+              <w:rPr>
+                <w:color w:val="1A1A1A"/>
+                <w:sz w:val="19"/>
+              </w:rPr>
               <w:t xml:space="preserve">__________________</w:t>
             </w:r>
           </w:p>
         </w:tc>
         <w:tc>
-          <w:tcPr/>
-          <w:p>
-            <w:pPr>
-              <w:pStyle w:val="Compact"/>
-              <w:jc w:val="left"/>
-            </w:pPr>
-            <w:r>
+          <w:tcPr>
+            <w:shd w:fill="E8F8FF" w:val="clear"/>
+          </w:tcPr>
+          <w:p>
+            <w:pPr>
+              <w:pStyle w:val="Compact"/>
+              <w:jc w:val="left"/>
+            </w:pPr>
+            <w:r>
+              <w:rPr>
+                <w:color w:val="1A1A1A"/>
+                <w:sz w:val="19"/>
+              </w:rPr>
               <w:t xml:space="preserve">____/____/________</w:t>
             </w:r>
           </w:p>
         </w:tc>
         <w:tc>
-          <w:tcPr/>
-          <w:p>
-            <w:pPr>
-              <w:pStyle w:val="Compact"/>
-              <w:jc w:val="left"/>
-            </w:pPr>
-            <w:r>
+          <w:tcPr>
+            <w:shd w:fill="E8F8FF" w:val="clear"/>
+          </w:tcPr>
+          <w:p>
+            <w:pPr>
+              <w:pStyle w:val="Compact"/>
+              <w:jc w:val="left"/>
+            </w:pPr>
+            <w:r>
+              <w:rPr>
+                <w:color w:val="1A1A1A"/>
+                <w:sz w:val="19"/>
+              </w:rPr>
               <w:t xml:space="preserve">[ ] Approved [ ] Denied</w:t>
             </w:r>
           </w:p>
@@ -1992,6 +2819,10 @@
     <w:p>
       <w:pPr>
         <w:pStyle w:val="BlockText"/>
+        <w:pBdr>
+          <w:left w:val="single" w:sz="24" w:space="6" w:color="F5A623"/>
+        </w:pBdr>
+        <w:shd w:fill="FFF8E1" w:val="clear"/>
       </w:pPr>
       <w:r>
         <w:rPr>
@@ -2094,6 +2925,29 @@
         <w:right w:val="single" w:sz="18" w:space="24" w:color="E08A00"/>
       </w:pgBorders>
     </w:sectPr>
+    <w:p>
+      <w:pPr>
+        <w:pBdr>
+          <w:top w:val="single" w:sz="36" w:space="1" w:color="F5A623"/>
+          <w:bottom w:val="single" w:sz="12" w:space="0" w:color="00BFFF"/>
+        </w:pBdr>
+        <w:spacing w:before="300" w:after="0"/>
+      </w:pPr>
+    </w:p>
+    <w:p>
+      <w:pPr>
+        <w:jc w:val="center"/>
+        <w:spacing w:before="60" w:after="0"/>
+      </w:pPr>
+      <w:r>
+        <w:rPr>
+          <w:color w:val="0099CC"/>
+          <w:sz w:val="16"/>
+          <w:szCs w:val="16"/>
+        </w:rPr>
+        <w:t xml:space="preserve">PECH Group Holdings Ltd  |  Lagos, Nigeria  |  pechgroupholdings.tech</w:t>
+      </w:r>
+    </w:p>
   </w:body>
 </w:document>
 </file>

--- a/business_documents/PECH_LEAVE_REQUEST_FORM.docx
+++ b/business_documents/PECH_LEAVE_REQUEST_FORM.docx
@@ -58,71 +58,34 @@
         <w:spacing w:after="0"/>
       </w:pPr>
     </w:p>
-    <w:bookmarkStart w:id="32" w:name="pech-group-holdings-ltd"/>
-    <w:p>
-      <w:pPr>
-        <w:pStyle w:val="Heading1"/>
-        <w:rPr>
-          <w:color w:val="0099CC"/>
-        </w:rPr>
-        <w:pBdr>
-          <w:bottom w:val="single" w:sz="18" w:space="2" w:color="F5A623"/>
-        </w:pBdr>
-      </w:pPr>
-      <w:r>
-        <w:rPr>
-          <w:b/>
-          <w:color w:val="0099CC"/>
-          <w:sz w:val="44"/>
-        </w:rPr>
-        <w:t xml:space="preserve">PECH GROUP HOLDINGS LTD</w:t>
-      </w:r>
-    </w:p>
-    <w:bookmarkStart w:id="22" w:name="leave-request-form"/>
-    <w:p>
-      <w:pPr>
-        <w:pBdr>
-          <w:top w:val="single" w:sz="18" w:space="1" w:color="F5A623"/>
-          <w:bottom w:val="single" w:sz="6" w:space="1" w:color="0099CC"/>
-        </w:pBdr>
-        <w:spacing w:before="200" w:after="200"/>
-      </w:pPr>
-    </w:p>
-    <w:p>
-      <w:pPr>
-        <w:pStyle w:val="Heading2"/>
-        <w:rPr>
-          <w:color w:val="0099CC"/>
-        </w:rPr>
-        <w:pBdr>
-          <w:bottom w:val="single" w:sz="6" w:space="2" w:color="00BFFF"/>
-        </w:pBdr>
-      </w:pPr>
-      <w:r>
-        <w:rPr>
-          <w:b/>
-          <w:color w:val="0099CC"/>
-          <w:sz w:val="32"/>
-        </w:rPr>
+    <w:p>
+      <w:pPr>
+        <w:pStyle w:val="FirstParagraph"/>
+      </w:pPr>
+      <w:r>
+        <w:t xml:space="preserve">🏖️</w:t>
+      </w:r>
+    </w:p>
+    <w:p>
+      <w:pPr>
+        <w:pStyle w:val="BodyText"/>
+      </w:pPr>
+      <w:r>
         <w:t xml:space="preserve">LEAVE REQUEST FORM</w:t>
       </w:r>
     </w:p>
-    <w:bookmarkStart w:id="21" w:name="confidential"/>
-    <w:p>
-      <w:pPr>
-        <w:pStyle w:val="Heading3"/>
-        <w:rPr>
-          <w:color w:val="E08A00"/>
-        </w:rPr>
-      </w:pPr>
-      <w:r>
-        <w:rPr>
-          <w:b/>
-          <w:color w:val="E08A00"/>
-          <w:sz w:val="26"/>
-        </w:rPr>
-        <w:t xml:space="preserve">CONFIDENTIAL</w:t>
-      </w:r>
+    <w:p>
+      <w:pPr>
+        <w:pStyle w:val="BodyText"/>
+      </w:pPr>
+      <w:r>
+        <w:t xml:space="preserve"> </w:t>
+      </w:r>
+    </w:p>
+    <w:p>
+      <w:pPr>
+        <w:pStyle w:val="BodyText"/>
+      </w:pPr>
     </w:p>
     <w:p>
       <w:r>
@@ -131,51 +94,7 @@
         </w:pict>
       </w:r>
     </w:p>
-    <w:p>
-      <w:pPr>
-        <w:pStyle w:val="FirstParagraph"/>
-      </w:pPr>
-      <w:r>
-        <w:rPr>
-          <w:bCs/>
-          <w:b/>
-        </w:rPr>
-        <w:t xml:space="preserve">PECH Group Holdings Ltd</w:t>
-      </w:r>
-      <w:r>
-        <w:t xml:space="preserve"> </w:t>
-      </w:r>
-      <w:r>
-        <w:t xml:space="preserve">Lagos, Nigeria</w:t>
-      </w:r>
-      <w:r>
-        <w:t xml:space="preserve"> </w:t>
-      </w:r>
-      <w:r>
-        <w:t xml:space="preserve">Website:</w:t>
-      </w:r>
-      <w:r>
-        <w:t xml:space="preserve"> </w:t>
-      </w:r>
-      <w:hyperlink r:id="rId20">
-        <w:r>
-          <w:rPr>
-            <w:rStyle w:val="Hyperlink"/>
-          </w:rPr>
-          <w:t xml:space="preserve">pechgroupholdings.tech</w:t>
-        </w:r>
-      </w:hyperlink>
-    </w:p>
-    <w:p>
-      <w:r>
-        <w:pict>
-          <v:rect style="width:0;height:1.5pt" o:hralign="center" o:hrstd="t" o:hr="t"/>
-        </w:pict>
-      </w:r>
-    </w:p>
-    <w:bookmarkEnd w:id="21"/>
-    <w:bookmarkEnd w:id="22"/>
-    <w:bookmarkStart w:id="23" w:name="employee-information"/>
+    <w:bookmarkStart w:id="20" w:name="employee-information"/>
     <w:p>
       <w:pPr>
         <w:pBdr>
@@ -554,8 +473,8 @@
         </w:pict>
       </w:r>
     </w:p>
-    <w:bookmarkEnd w:id="23"/>
-    <w:bookmarkStart w:id="24" w:name="leave-type"/>
+    <w:bookmarkEnd w:id="20"/>
+    <w:bookmarkStart w:id="21" w:name="leave-type"/>
     <w:p>
       <w:pPr>
         <w:pBdr>
@@ -827,8 +746,8 @@
         </w:pict>
       </w:r>
     </w:p>
-    <w:bookmarkEnd w:id="24"/>
-    <w:bookmarkStart w:id="25" w:name="leave-period"/>
+    <w:bookmarkEnd w:id="21"/>
+    <w:bookmarkStart w:id="22" w:name="leave-period"/>
     <w:p>
       <w:pPr>
         <w:pBdr>
@@ -1087,8 +1006,8 @@
         </w:pict>
       </w:r>
     </w:p>
-    <w:bookmarkEnd w:id="25"/>
-    <w:bookmarkStart w:id="26" w:name="leave-balance"/>
+    <w:bookmarkEnd w:id="22"/>
+    <w:bookmarkStart w:id="23" w:name="leave-balance"/>
     <w:p>
       <w:pPr>
         <w:pBdr>
@@ -1499,8 +1418,8 @@
         </w:pict>
       </w:r>
     </w:p>
-    <w:bookmarkEnd w:id="26"/>
-    <w:bookmarkStart w:id="27" w:name="reason-for-leave"/>
+    <w:bookmarkEnd w:id="23"/>
+    <w:bookmarkStart w:id="24" w:name="reason-for-leave"/>
     <w:p>
       <w:pPr>
         <w:pBdr>
@@ -1557,8 +1476,8 @@
         </w:pict>
       </w:r>
     </w:p>
-    <w:bookmarkEnd w:id="27"/>
-    <w:bookmarkStart w:id="28" w:name="contact-during-leave"/>
+    <w:bookmarkEnd w:id="24"/>
+    <w:bookmarkStart w:id="25" w:name="contact-during-leave"/>
     <w:p>
       <w:pPr>
         <w:pBdr>
@@ -1857,8 +1776,8 @@
         </w:pict>
       </w:r>
     </w:p>
-    <w:bookmarkEnd w:id="28"/>
-    <w:bookmarkStart w:id="29" w:name="relief-handover-arrangements"/>
+    <w:bookmarkEnd w:id="25"/>
+    <w:bookmarkStart w:id="26" w:name="relief-handover-arrangements"/>
     <w:p>
       <w:pPr>
         <w:pBdr>
@@ -2157,8 +2076,8 @@
         </w:pict>
       </w:r>
     </w:p>
-    <w:bookmarkEnd w:id="29"/>
-    <w:bookmarkStart w:id="30" w:name="supporting-documents"/>
+    <w:bookmarkEnd w:id="26"/>
+    <w:bookmarkStart w:id="27" w:name="supporting-documents"/>
     <w:p>
       <w:pPr>
         <w:pBdr>
@@ -2254,8 +2173,8 @@
         </w:pict>
       </w:r>
     </w:p>
-    <w:bookmarkEnd w:id="30"/>
-    <w:bookmarkStart w:id="31" w:name="approval-chain"/>
+    <w:bookmarkEnd w:id="27"/>
+    <w:bookmarkStart w:id="28" w:name="approval-chain"/>
     <w:p>
       <w:pPr>
         <w:pBdr>
@@ -2915,16 +2834,8 @@
         <w:t xml:space="preserve">Technology &amp; Infrastructure Enablers for People</w:t>
       </w:r>
     </w:p>
-    <w:bookmarkEnd w:id="31"/>
-    <w:bookmarkEnd w:id="32"/>
-    <w:sectPr>
-      <w:pgBorders w:offsetFrom="page">
-        <w:top w:val="single" w:sz="18" w:space="24" w:color="00BFFF"/>
-        <w:left w:val="single" w:sz="18" w:space="24" w:color="0099CC"/>
-        <w:bottom w:val="single" w:sz="18" w:space="24" w:color="F5A623"/>
-        <w:right w:val="single" w:sz="18" w:space="24" w:color="E08A00"/>
-      </w:pgBorders>
-    </w:sectPr>
+    <w:bookmarkEnd w:id="28"/>
+    <w:sectPr/>
     <w:p>
       <w:pPr>
         <w:pBdr>
